--- a/Backend/Director_Disclosure/Output_Disclosures/2024-25/ADANI_BUNKERING_LIMITED/MBP-1/MBP1_PRANAV_VINOD_ADANI_00008457.docx
+++ b/Backend/Director_Disclosure/Output_Disclosures/2024-25/ADANI_BUNKERING_LIMITED/MBP-1/MBP1_PRANAV_VINOD_ADANI_00008457.docx
@@ -93,302 +93,17 @@
     </w:p>
     <w:p>
       <w:pPr>
-        <w:spacing w:before="0" w:after="0"/>
-        <w:jc w:val="left"/>
-      </w:pPr>
-      <w:r>
-        <w:rPr>
-          <w:rFonts w:ascii="Adani" w:hAnsi="Adani"/>
-          <w:b w:val="0"/>
-          <w:sz w:val="20"/>
-          <w:u w:val="none"/>
-        </w:rPr>
-        <w:t>ADANI INFRA (INDIA) LIMITED</w:t>
-      </w:r>
-    </w:p>
-    <w:p>
-      <w:pPr>
-        <w:spacing w:before="0" w:after="0"/>
-        <w:jc w:val="left"/>
-      </w:pPr>
-      <w:r>
-        <w:rPr>
-          <w:rFonts w:ascii="Adani" w:hAnsi="Adani"/>
-          <w:b w:val="0"/>
-          <w:sz w:val="20"/>
-          <w:u w:val="none"/>
-        </w:rPr>
-        <w:t>NAVBHARAT MEGA DEVELOPERS PRIVATE LIMITED</w:t>
-      </w:r>
-    </w:p>
-    <w:p>
-      <w:pPr>
-        <w:spacing w:before="0" w:after="0"/>
-        <w:jc w:val="left"/>
-      </w:pPr>
-      <w:r>
-        <w:rPr>
-          <w:rFonts w:ascii="Adani" w:hAnsi="Adani"/>
-          <w:b w:val="0"/>
-          <w:sz w:val="20"/>
-          <w:u w:val="none"/>
-        </w:rPr>
-        <w:t>DIRK TRADE AND LOGISTICS LLP</w:t>
-      </w:r>
-    </w:p>
-    <w:p>
-      <w:pPr>
-        <w:spacing w:before="0" w:after="0"/>
-        <w:jc w:val="left"/>
-      </w:pPr>
-      <w:r>
-        <w:rPr>
-          <w:rFonts w:ascii="Adani" w:hAnsi="Adani"/>
-          <w:b w:val="0"/>
-          <w:sz w:val="20"/>
-          <w:u w:val="none"/>
-        </w:rPr>
-        <w:t>ADANI TRADE AND LOGISTICS LLP</w:t>
-      </w:r>
-    </w:p>
-    <w:p>
-      <w:pPr>
-        <w:spacing w:before="0" w:after="0"/>
-        <w:jc w:val="left"/>
-      </w:pPr>
-      <w:r>
-        <w:rPr>
-          <w:rFonts w:ascii="Adani" w:hAnsi="Adani"/>
-          <w:b w:val="0"/>
-          <w:sz w:val="20"/>
-          <w:u w:val="none"/>
-        </w:rPr>
-        <w:t>KARNAVATI MUSEUM OF LEADERSHIP FOUNDATION</w:t>
-      </w:r>
-    </w:p>
-    <w:p>
-      <w:pPr>
-        <w:spacing w:before="0" w:after="0"/>
-        <w:jc w:val="left"/>
-      </w:pPr>
-      <w:r>
-        <w:rPr>
-          <w:rFonts w:ascii="Adani" w:hAnsi="Adani"/>
-          <w:b w:val="0"/>
-          <w:sz w:val="20"/>
-          <w:u w:val="none"/>
-        </w:rPr>
-        <w:t>AMG MEDIA NETWORKS LIMITED</w:t>
-      </w:r>
-    </w:p>
-    <w:p>
-      <w:pPr>
-        <w:spacing w:before="0" w:after="0"/>
-        <w:jc w:val="left"/>
-      </w:pPr>
-      <w:r>
-        <w:rPr>
-          <w:rFonts w:ascii="Adani" w:hAnsi="Adani"/>
-          <w:b w:val="0"/>
-          <w:sz w:val="20"/>
-          <w:u w:val="none"/>
-        </w:rPr>
-        <w:t>ADANI SPORTSLINE PRIVATE LIMITED</w:t>
-      </w:r>
-    </w:p>
-    <w:p>
-      <w:pPr>
-        <w:spacing w:before="0" w:after="0"/>
-        <w:jc w:val="left"/>
-      </w:pPr>
-      <w:r>
-        <w:rPr>
-          <w:rFonts w:ascii="Adani" w:hAnsi="Adani"/>
-          <w:b w:val="0"/>
-          <w:sz w:val="20"/>
-          <w:u w:val="none"/>
-        </w:rPr>
-        <w:t>ADANI ENTERPRISES LIMITED</w:t>
-      </w:r>
-    </w:p>
-    <w:p>
-      <w:pPr>
-        <w:spacing w:before="0" w:after="0"/>
-        <w:jc w:val="left"/>
-      </w:pPr>
-      <w:r>
-        <w:rPr>
-          <w:rFonts w:ascii="Adani" w:hAnsi="Adani"/>
-          <w:b w:val="0"/>
-          <w:sz w:val="20"/>
-          <w:u w:val="none"/>
-        </w:rPr>
-        <w:t>MUNDRA SYNENERGY LIMITED</w:t>
-      </w:r>
-    </w:p>
-    <w:p>
-      <w:pPr>
-        <w:spacing w:before="0" w:after="0"/>
-        <w:jc w:val="left"/>
-      </w:pPr>
-      <w:r>
-        <w:rPr>
-          <w:rFonts w:ascii="Adani" w:hAnsi="Adani"/>
-          <w:b w:val="0"/>
-          <w:sz w:val="20"/>
-          <w:u w:val="none"/>
-        </w:rPr>
-        <w:t>ADANI ADVISORY LLP</w:t>
-      </w:r>
-    </w:p>
-    <w:p>
-      <w:pPr>
-        <w:spacing w:before="0" w:after="0"/>
-        <w:jc w:val="left"/>
-      </w:pPr>
-      <w:r>
-        <w:rPr>
-          <w:rFonts w:ascii="Adani" w:hAnsi="Adani"/>
-          <w:b w:val="0"/>
-          <w:sz w:val="20"/>
-          <w:u w:val="none"/>
-        </w:rPr>
-        <w:t>ADANI WELSPUN EXPLORATION LIMITED</w:t>
-      </w:r>
-    </w:p>
-    <w:p>
-      <w:pPr>
-        <w:spacing w:before="0" w:after="0"/>
-        <w:jc w:val="left"/>
-      </w:pPr>
-      <w:r>
-        <w:rPr>
-          <w:rFonts w:ascii="Adani" w:hAnsi="Adani"/>
-          <w:b w:val="0"/>
-          <w:sz w:val="20"/>
-          <w:u w:val="none"/>
-        </w:rPr>
-        <w:t>ADANI CEMENTS LIMITED</w:t>
-      </w:r>
-    </w:p>
-    <w:p>
-      <w:pPr>
-        <w:spacing w:before="0" w:after="0"/>
-        <w:jc w:val="left"/>
-      </w:pPr>
-      <w:r>
-        <w:rPr>
-          <w:rFonts w:ascii="Adani" w:hAnsi="Adani"/>
-          <w:b w:val="0"/>
-          <w:sz w:val="20"/>
-          <w:u w:val="none"/>
-        </w:rPr>
-        <w:t>ADANI GAS HOLDINGS LIMITED</w:t>
-      </w:r>
-    </w:p>
-    <w:p>
-      <w:pPr>
-        <w:spacing w:before="0" w:after="0"/>
-        <w:jc w:val="left"/>
-      </w:pPr>
-      <w:r>
-        <w:rPr>
-          <w:rFonts w:ascii="Adani" w:hAnsi="Adani"/>
-          <w:b w:val="0"/>
-          <w:sz w:val="20"/>
-          <w:u w:val="none"/>
-        </w:rPr>
-        <w:t>ADANI PROPERTIES PRIVATE LIMITED</w:t>
-      </w:r>
-    </w:p>
-    <w:p>
-      <w:pPr>
-        <w:spacing w:before="0" w:after="0"/>
-        <w:jc w:val="left"/>
-      </w:pPr>
-      <w:r>
-        <w:rPr>
-          <w:rFonts w:ascii="Adani" w:hAnsi="Adani"/>
-          <w:b w:val="0"/>
-          <w:sz w:val="20"/>
-          <w:u w:val="none"/>
-        </w:rPr>
-        <w:t>ADANI BUNKERING LIMITED</w:t>
-      </w:r>
-    </w:p>
-    <w:p>
-      <w:pPr>
-        <w:spacing w:before="0" w:after="0"/>
-        <w:jc w:val="left"/>
-      </w:pPr>
-      <w:r>
-        <w:rPr>
-          <w:rFonts w:ascii="Adani" w:hAnsi="Adani"/>
-          <w:b w:val="0"/>
-          <w:sz w:val="20"/>
-          <w:u w:val="none"/>
-        </w:rPr>
-        <w:t>AWL AGRI BUSINESS LIMITED</w:t>
-      </w:r>
-    </w:p>
-    <w:p>
-      <w:pPr>
-        <w:spacing w:before="0" w:after="0"/>
-        <w:jc w:val="left"/>
-      </w:pPr>
-      <w:r>
-        <w:rPr>
-          <w:rFonts w:ascii="Adani" w:hAnsi="Adani"/>
-          <w:b w:val="0"/>
-          <w:sz w:val="20"/>
-          <w:u w:val="none"/>
-        </w:rPr>
-        <w:t>ADANI AGRI LOGISTICS LIMITED</w:t>
-      </w:r>
-    </w:p>
-    <w:p>
-      <w:pPr>
-        <w:spacing w:before="0" w:after="0"/>
-        <w:jc w:val="left"/>
-      </w:pPr>
-      <w:r>
-        <w:rPr>
-          <w:rFonts w:ascii="Adani" w:hAnsi="Adani"/>
-          <w:b w:val="0"/>
-          <w:sz w:val="20"/>
-          <w:u w:val="none"/>
-        </w:rPr>
-        <w:t>ADANI INFRASTRUCTURE AND DEVELOPERS PRIVATE LIMITED</w:t>
-      </w:r>
-    </w:p>
-    <w:p>
-      <w:pPr>
-        <w:spacing w:before="0" w:after="0"/>
-        <w:jc w:val="left"/>
-      </w:pPr>
-      <w:r>
-        <w:rPr>
-          <w:rFonts w:ascii="Adani" w:hAnsi="Adani"/>
-          <w:b w:val="0"/>
-          <w:sz w:val="20"/>
-          <w:u w:val="none"/>
-        </w:rPr>
-        <w:t>ADANI AGRI FRESH LIMITED</w:t>
-      </w:r>
-    </w:p>
-    <w:p>
-      <w:pPr>
         <w:spacing w:before="0" w:after="160"/>
         <w:jc w:val="left"/>
       </w:pPr>
       <w:r>
         <w:rPr>
           <w:rFonts w:ascii="Adani" w:hAnsi="Adani"/>
-          <w:b w:val="0"/>
+          <w:b/>
           <w:sz w:val="20"/>
           <w:u w:val="none"/>
         </w:rPr>
-        <w:t>ADANI PORT INFRASTRUCTURE PRIVATE LIMITE D</w:t>
+        <w:t>ADANI BUNKERING LIMITED</w:t>
       </w:r>
     </w:p>
     <w:p>
@@ -2378,148 +2093,6 @@
                 <w:sz w:val="18"/>
                 <w:u w:val="none"/>
               </w:rPr>
-              <w:t>ADANI GAS HOLDINGS LIMITED</w:t>
-            </w:r>
-          </w:p>
-        </w:tc>
-        <w:tc>
-          <w:tcPr>
-            <w:tcW w:type="dxa" w:w="1814"/>
-            <w:shd w:val="clear" w:color="auto" w:fill="FFFFFF"/>
-            <w:tcBorders>
-              <w:top w:val="single" w:sz="4" w:space="0" w:color="000000"/>
-              <w:left w:val="single" w:sz="4" w:space="0" w:color="000000"/>
-              <w:bottom w:val="single" w:sz="4" w:space="0" w:color="000000"/>
-              <w:right w:val="single" w:sz="4" w:space="0" w:color="000000"/>
-            </w:tcBorders>
-            <w:vAlign w:val="center"/>
-          </w:tcPr>
-          <w:p>
-            <w:pPr>
-              <w:spacing w:before="40" w:after="40"/>
-              <w:jc w:val="left"/>
-            </w:pPr>
-            <w:r>
-              <w:rPr>
-                <w:rFonts w:ascii="Adani" w:hAnsi="Adani"/>
-                <w:b w:val="0"/>
-                <w:sz w:val="18"/>
-                <w:u w:val="none"/>
-              </w:rPr>
-              <w:t>Director</w:t>
-            </w:r>
-          </w:p>
-        </w:tc>
-        <w:tc>
-          <w:tcPr>
-            <w:tcW w:type="dxa" w:w="1020"/>
-            <w:shd w:val="clear" w:color="auto" w:fill="FFFFFF"/>
-            <w:tcBorders>
-              <w:top w:val="single" w:sz="4" w:space="0" w:color="000000"/>
-              <w:left w:val="single" w:sz="4" w:space="0" w:color="000000"/>
-              <w:bottom w:val="single" w:sz="4" w:space="0" w:color="000000"/>
-              <w:right w:val="single" w:sz="4" w:space="0" w:color="000000"/>
-            </w:tcBorders>
-            <w:vAlign w:val="center"/>
-          </w:tcPr>
-          <w:p>
-            <w:pPr>
-              <w:spacing w:before="40" w:after="40"/>
-              <w:jc w:val="left"/>
-            </w:pPr>
-            <w:r>
-              <w:rPr>
-                <w:rFonts w:ascii="Adani" w:hAnsi="Adani"/>
-                <w:b w:val="0"/>
-                <w:sz w:val="18"/>
-                <w:u w:val="none"/>
-              </w:rPr>
-              <w:t>NIL</w:t>
-            </w:r>
-          </w:p>
-        </w:tc>
-        <w:tc>
-          <w:tcPr>
-            <w:tcW w:type="dxa" w:w="1247"/>
-            <w:shd w:val="clear" w:color="auto" w:fill="FFFFFF"/>
-            <w:tcBorders>
-              <w:top w:val="single" w:sz="4" w:space="0" w:color="000000"/>
-              <w:left w:val="single" w:sz="4" w:space="0" w:color="000000"/>
-              <w:bottom w:val="single" w:sz="4" w:space="0" w:color="000000"/>
-              <w:right w:val="single" w:sz="4" w:space="0" w:color="000000"/>
-            </w:tcBorders>
-            <w:vAlign w:val="center"/>
-          </w:tcPr>
-          <w:p>
-            <w:pPr>
-              <w:spacing w:before="40" w:after="40"/>
-              <w:jc w:val="left"/>
-            </w:pPr>
-            <w:r>
-              <w:rPr>
-                <w:rFonts w:ascii="Adani" w:hAnsi="Adani"/>
-                <w:b w:val="0"/>
-                <w:sz w:val="18"/>
-                <w:u w:val="none"/>
-              </w:rPr>
-              <w:t>08/08/2009</w:t>
-            </w:r>
-          </w:p>
-        </w:tc>
-      </w:tr>
-      <w:tr>
-        <w:tc>
-          <w:tcPr>
-            <w:tcW w:type="dxa" w:w="680"/>
-            <w:shd w:val="clear" w:color="auto" w:fill="FFFFFF"/>
-            <w:tcBorders>
-              <w:top w:val="single" w:sz="4" w:space="0" w:color="000000"/>
-              <w:left w:val="single" w:sz="4" w:space="0" w:color="000000"/>
-              <w:bottom w:val="single" w:sz="4" w:space="0" w:color="000000"/>
-              <w:right w:val="single" w:sz="4" w:space="0" w:color="000000"/>
-            </w:tcBorders>
-            <w:vAlign w:val="center"/>
-          </w:tcPr>
-          <w:p>
-            <w:pPr>
-              <w:spacing w:before="40" w:after="40"/>
-              <w:jc w:val="left"/>
-            </w:pPr>
-            <w:r>
-              <w:rPr>
-                <w:rFonts w:ascii="Adani" w:hAnsi="Adani"/>
-                <w:b w:val="0"/>
-                <w:sz w:val="18"/>
-                <w:u w:val="none"/>
-              </w:rPr>
-              <w:t>14</w:t>
-            </w:r>
-          </w:p>
-        </w:tc>
-        <w:tc>
-          <w:tcPr>
-            <w:tcW w:type="dxa" w:w="3969"/>
-            <w:shd w:val="clear" w:color="auto" w:fill="FFFFFF"/>
-            <w:tcBorders>
-              <w:top w:val="single" w:sz="4" w:space="0" w:color="000000"/>
-              <w:left w:val="single" w:sz="4" w:space="0" w:color="000000"/>
-              <w:bottom w:val="single" w:sz="4" w:space="0" w:color="000000"/>
-              <w:right w:val="single" w:sz="4" w:space="0" w:color="000000"/>
-            </w:tcBorders>
-            <w:vAlign w:val="center"/>
-          </w:tcPr>
-          <w:p>
-            <w:pPr>
-              <w:spacing w:before="40" w:after="40"/>
-              <w:jc w:val="left"/>
-            </w:pPr>
-            <w:r>
-              <w:rPr>
-                <w:rFonts w:ascii="Adani" w:hAnsi="Adani"/>
-                <w:b w:val="0"/>
-                <w:sz w:val="18"/>
-                <w:u w:val="none"/>
-              </w:rPr>
               <w:t>ADANI PROPERTIES PRIVATE LIMITED</w:t>
             </w:r>
           </w:p>
@@ -2634,7 +2207,7 @@
                 <w:sz w:val="18"/>
                 <w:u w:val="none"/>
               </w:rPr>
-              <w:t>15</w:t>
+              <w:t>14</w:t>
             </w:r>
           </w:p>
         </w:tc>
@@ -2776,7 +2349,7 @@
                 <w:sz w:val="18"/>
                 <w:u w:val="none"/>
               </w:rPr>
-              <w:t>16</w:t>
+              <w:t>15</w:t>
             </w:r>
           </w:p>
         </w:tc>
@@ -2804,7 +2377,7 @@
                 <w:sz w:val="18"/>
                 <w:u w:val="none"/>
               </w:rPr>
-              <w:t>AWL AGRI BUSINESS LIMITED</w:t>
+              <w:t>BARAMATI POWER PRIVATE LIMITED</w:t>
             </w:r>
           </w:p>
         </w:tc>
@@ -2888,7 +2461,7 @@
                 <w:sz w:val="18"/>
                 <w:u w:val="none"/>
               </w:rPr>
-              <w:t>01/04/2008</w:t>
+              <w:t>21/10/2008</w:t>
             </w:r>
           </w:p>
         </w:tc>
@@ -2918,149 +2491,7 @@
                 <w:sz w:val="18"/>
                 <w:u w:val="none"/>
               </w:rPr>
-              <w:t>17</w:t>
-            </w:r>
-          </w:p>
-        </w:tc>
-        <w:tc>
-          <w:tcPr>
-            <w:tcW w:type="dxa" w:w="3969"/>
-            <w:shd w:val="clear" w:color="auto" w:fill="FFFFFF"/>
-            <w:tcBorders>
-              <w:top w:val="single" w:sz="4" w:space="0" w:color="000000"/>
-              <w:left w:val="single" w:sz="4" w:space="0" w:color="000000"/>
-              <w:bottom w:val="single" w:sz="4" w:space="0" w:color="000000"/>
-              <w:right w:val="single" w:sz="4" w:space="0" w:color="000000"/>
-            </w:tcBorders>
-            <w:vAlign w:val="center"/>
-          </w:tcPr>
-          <w:p>
-            <w:pPr>
-              <w:spacing w:before="40" w:after="40"/>
-              <w:jc w:val="left"/>
-            </w:pPr>
-            <w:r>
-              <w:rPr>
-                <w:rFonts w:ascii="Adani" w:hAnsi="Adani"/>
-                <w:b w:val="0"/>
-                <w:sz w:val="18"/>
-                <w:u w:val="none"/>
-              </w:rPr>
-              <w:t>ADANI AGRI LOGISTICS LIMITED</w:t>
-            </w:r>
-          </w:p>
-        </w:tc>
-        <w:tc>
-          <w:tcPr>
-            <w:tcW w:type="dxa" w:w="1814"/>
-            <w:shd w:val="clear" w:color="auto" w:fill="FFFFFF"/>
-            <w:tcBorders>
-              <w:top w:val="single" w:sz="4" w:space="0" w:color="000000"/>
-              <w:left w:val="single" w:sz="4" w:space="0" w:color="000000"/>
-              <w:bottom w:val="single" w:sz="4" w:space="0" w:color="000000"/>
-              <w:right w:val="single" w:sz="4" w:space="0" w:color="000000"/>
-            </w:tcBorders>
-            <w:vAlign w:val="center"/>
-          </w:tcPr>
-          <w:p>
-            <w:pPr>
-              <w:spacing w:before="40" w:after="40"/>
-              <w:jc w:val="left"/>
-            </w:pPr>
-            <w:r>
-              <w:rPr>
-                <w:rFonts w:ascii="Adani" w:hAnsi="Adani"/>
-                <w:b w:val="0"/>
-                <w:sz w:val="18"/>
-                <w:u w:val="none"/>
-              </w:rPr>
-              <w:t>Managing Director</w:t>
-            </w:r>
-          </w:p>
-        </w:tc>
-        <w:tc>
-          <w:tcPr>
-            <w:tcW w:type="dxa" w:w="1020"/>
-            <w:shd w:val="clear" w:color="auto" w:fill="FFFFFF"/>
-            <w:tcBorders>
-              <w:top w:val="single" w:sz="4" w:space="0" w:color="000000"/>
-              <w:left w:val="single" w:sz="4" w:space="0" w:color="000000"/>
-              <w:bottom w:val="single" w:sz="4" w:space="0" w:color="000000"/>
-              <w:right w:val="single" w:sz="4" w:space="0" w:color="000000"/>
-            </w:tcBorders>
-            <w:vAlign w:val="center"/>
-          </w:tcPr>
-          <w:p>
-            <w:pPr>
-              <w:spacing w:before="40" w:after="40"/>
-              <w:jc w:val="left"/>
-            </w:pPr>
-            <w:r>
-              <w:rPr>
-                <w:rFonts w:ascii="Adani" w:hAnsi="Adani"/>
-                <w:b w:val="0"/>
-                <w:sz w:val="18"/>
-                <w:u w:val="none"/>
-              </w:rPr>
-              <w:t>NIL</w:t>
-            </w:r>
-          </w:p>
-        </w:tc>
-        <w:tc>
-          <w:tcPr>
-            <w:tcW w:type="dxa" w:w="1247"/>
-            <w:shd w:val="clear" w:color="auto" w:fill="FFFFFF"/>
-            <w:tcBorders>
-              <w:top w:val="single" w:sz="4" w:space="0" w:color="000000"/>
-              <w:left w:val="single" w:sz="4" w:space="0" w:color="000000"/>
-              <w:bottom w:val="single" w:sz="4" w:space="0" w:color="000000"/>
-              <w:right w:val="single" w:sz="4" w:space="0" w:color="000000"/>
-            </w:tcBorders>
-            <w:vAlign w:val="center"/>
-          </w:tcPr>
-          <w:p>
-            <w:pPr>
-              <w:spacing w:before="40" w:after="40"/>
-              <w:jc w:val="left"/>
-            </w:pPr>
-            <w:r>
-              <w:rPr>
-                <w:rFonts w:ascii="Adani" w:hAnsi="Adani"/>
-                <w:b w:val="0"/>
-                <w:sz w:val="18"/>
-                <w:u w:val="none"/>
-              </w:rPr>
-              <w:t>04/03/2008</w:t>
-            </w:r>
-          </w:p>
-        </w:tc>
-      </w:tr>
-      <w:tr>
-        <w:tc>
-          <w:tcPr>
-            <w:tcW w:type="dxa" w:w="680"/>
-            <w:shd w:val="clear" w:color="auto" w:fill="FFFFFF"/>
-            <w:tcBorders>
-              <w:top w:val="single" w:sz="4" w:space="0" w:color="000000"/>
-              <w:left w:val="single" w:sz="4" w:space="0" w:color="000000"/>
-              <w:bottom w:val="single" w:sz="4" w:space="0" w:color="000000"/>
-              <w:right w:val="single" w:sz="4" w:space="0" w:color="000000"/>
-            </w:tcBorders>
-            <w:vAlign w:val="center"/>
-          </w:tcPr>
-          <w:p>
-            <w:pPr>
-              <w:spacing w:before="40" w:after="40"/>
-              <w:jc w:val="left"/>
-            </w:pPr>
-            <w:r>
-              <w:rPr>
-                <w:rFonts w:ascii="Adani" w:hAnsi="Adani"/>
-                <w:b w:val="0"/>
-                <w:sz w:val="18"/>
-                <w:u w:val="none"/>
-              </w:rPr>
-              <w:t>18</w:t>
+              <w:t>16</w:t>
             </w:r>
           </w:p>
         </w:tc>
@@ -3202,7 +2633,7 @@
                 <w:sz w:val="18"/>
                 <w:u w:val="none"/>
               </w:rPr>
-              <w:t>19</w:t>
+              <w:t>17</w:t>
             </w:r>
           </w:p>
         </w:tc>
@@ -3344,7 +2775,7 @@
                 <w:sz w:val="18"/>
                 <w:u w:val="none"/>
               </w:rPr>
-              <w:t>20</w:t>
+              <w:t>18</w:t>
             </w:r>
           </w:p>
         </w:tc>
@@ -3693,7 +3124,7 @@
                 <w:sz w:val="18"/>
                 <w:u w:val="none"/>
               </w:rPr>
-              <w:t>Date:   07th May, 2026</w:t>
+              <w:t>Date:   15th May, 2026</w:t>
             </w:r>
           </w:p>
         </w:tc>
@@ -3959,174 +3390,441 @@
         <w:t>:</w:t>
       </w:r>
     </w:p>
-    <w:p>
-      <w:pPr>
-        <w:pStyle w:val="ListNumber"/>
-        <w:spacing w:before="0" w:after="40"/>
-        <w:ind w:left="720"/>
-      </w:pPr>
-      <w:r>
-        <w:rPr>
-          <w:rFonts w:ascii="Adani" w:hAnsi="Adani"/>
-          <w:b w:val="0"/>
-          <w:sz w:val="20"/>
-          <w:u w:val="none"/>
-        </w:rPr>
-        <w:t>Father</w:t>
-        <w:tab/>
-        <w:tab/>
-        <w:t>:</w:t>
-        <w:tab/>
-        <w:t>NIL</w:t>
-      </w:r>
-    </w:p>
-    <w:p>
-      <w:pPr>
-        <w:pStyle w:val="ListNumber"/>
-        <w:spacing w:before="0" w:after="40"/>
-        <w:ind w:left="720"/>
-      </w:pPr>
-      <w:r>
-        <w:rPr>
-          <w:rFonts w:ascii="Adani" w:hAnsi="Adani"/>
-          <w:b w:val="0"/>
-          <w:sz w:val="20"/>
-          <w:u w:val="none"/>
-        </w:rPr>
-        <w:t>Mother</w:t>
-        <w:tab/>
-        <w:tab/>
-        <w:t>:</w:t>
-        <w:tab/>
-        <w:t>NIL</w:t>
-      </w:r>
-    </w:p>
-    <w:p>
-      <w:pPr>
-        <w:pStyle w:val="ListNumber"/>
-        <w:spacing w:before="0" w:after="40"/>
-        <w:ind w:left="720"/>
-      </w:pPr>
-      <w:r>
-        <w:rPr>
-          <w:rFonts w:ascii="Adani" w:hAnsi="Adani"/>
-          <w:b w:val="0"/>
-          <w:sz w:val="20"/>
-          <w:u w:val="none"/>
-        </w:rPr>
-        <w:t>Son</w:t>
-        <w:tab/>
-        <w:tab/>
-        <w:t>:</w:t>
-        <w:tab/>
-        <w:t>NIL</w:t>
-      </w:r>
-    </w:p>
-    <w:p>
-      <w:pPr>
-        <w:pStyle w:val="ListNumber"/>
-        <w:spacing w:before="0" w:after="40"/>
-        <w:ind w:left="720"/>
-      </w:pPr>
-      <w:r>
-        <w:rPr>
-          <w:rFonts w:ascii="Adani" w:hAnsi="Adani"/>
-          <w:b w:val="0"/>
-          <w:sz w:val="20"/>
-          <w:u w:val="none"/>
-        </w:rPr>
-        <w:t>Son's Wife</w:t>
-        <w:tab/>
-        <w:tab/>
-        <w:t>:</w:t>
-        <w:tab/>
-        <w:t>NIL</w:t>
-      </w:r>
-    </w:p>
-    <w:p>
-      <w:pPr>
-        <w:pStyle w:val="ListNumber"/>
-        <w:spacing w:before="0" w:after="40"/>
-        <w:ind w:left="720"/>
-      </w:pPr>
-      <w:r>
-        <w:rPr>
-          <w:rFonts w:ascii="Adani" w:hAnsi="Adani"/>
-          <w:b w:val="0"/>
-          <w:sz w:val="20"/>
-          <w:u w:val="none"/>
-        </w:rPr>
-        <w:t>Daughter</w:t>
-        <w:tab/>
-        <w:tab/>
-        <w:t>:</w:t>
-        <w:tab/>
-        <w:t>NIL</w:t>
-      </w:r>
-    </w:p>
-    <w:p>
-      <w:pPr>
-        <w:pStyle w:val="ListNumber"/>
-        <w:spacing w:before="0" w:after="40"/>
-        <w:ind w:left="720"/>
-      </w:pPr>
-      <w:r>
-        <w:rPr>
-          <w:rFonts w:ascii="Adani" w:hAnsi="Adani"/>
-          <w:b w:val="0"/>
-          <w:sz w:val="20"/>
-          <w:u w:val="none"/>
-        </w:rPr>
-        <w:t>Daughter's Husband</w:t>
-        <w:tab/>
-        <w:tab/>
-        <w:t>:</w:t>
-        <w:tab/>
-        <w:t>NIL</w:t>
-      </w:r>
-    </w:p>
-    <w:p>
-      <w:pPr>
-        <w:pStyle w:val="ListNumber"/>
-        <w:spacing w:before="0" w:after="40"/>
-        <w:ind w:left="720"/>
-      </w:pPr>
-      <w:r>
-        <w:rPr>
-          <w:rFonts w:ascii="Adani" w:hAnsi="Adani"/>
-          <w:b w:val="0"/>
-          <w:sz w:val="20"/>
-          <w:u w:val="none"/>
-        </w:rPr>
-        <w:t>Brother</w:t>
-        <w:tab/>
-        <w:tab/>
-        <w:t>:</w:t>
-        <w:tab/>
-        <w:t>NIL</w:t>
-      </w:r>
-    </w:p>
-    <w:p>
-      <w:pPr>
-        <w:pStyle w:val="ListNumber"/>
-        <w:spacing w:before="0" w:after="40"/>
-        <w:ind w:left="720"/>
-      </w:pPr>
-      <w:r>
-        <w:rPr>
-          <w:rFonts w:ascii="Adani" w:hAnsi="Adani"/>
-          <w:b w:val="0"/>
-          <w:sz w:val="20"/>
-          <w:u w:val="none"/>
-        </w:rPr>
-        <w:t>Sister</w:t>
-        <w:tab/>
-        <w:tab/>
-        <w:t>:</w:t>
-        <w:tab/>
-        <w:t>NIL</w:t>
-      </w:r>
-    </w:p>
+    <w:tbl>
+      <w:tblPr>
+        <w:tblW w:type="auto" w:w="0"/>
+        <w:jc w:val="left"/>
+        <w:tblLook w:firstColumn="1" w:firstRow="1" w:lastColumn="0" w:lastRow="0" w:noHBand="0" w:noVBand="1" w:val="04A0"/>
+      </w:tblPr>
+      <w:tblGrid>
+        <w:gridCol w:w="4536"/>
+        <w:gridCol w:w="4536"/>
+      </w:tblGrid>
+      <w:tr>
+        <w:tc>
+          <w:tcPr>
+            <w:tcW w:type="dxa" w:w="4536"/>
+            <w:tcBorders>
+              <w:top w:val="none"/>
+              <w:bottom w:val="none"/>
+              <w:left w:val="none"/>
+              <w:right w:val="none"/>
+            </w:tcBorders>
+          </w:tcPr>
+          <w:p>
+            <w:pPr>
+              <w:ind w:left="720"/>
+            </w:pPr>
+            <w:r>
+              <w:rPr>
+                <w:rFonts w:ascii="Adani" w:hAnsi="Adani"/>
+                <w:b w:val="0"/>
+                <w:sz w:val="20"/>
+                <w:u w:val="none"/>
+              </w:rPr>
+              <w:t>1.</w:t>
+              <w:tab/>
+              <w:t>Father</w:t>
+              <w:tab/>
+              <w:t>:</w:t>
+            </w:r>
+          </w:p>
+        </w:tc>
+        <w:tc>
+          <w:tcPr>
+            <w:tcW w:type="dxa" w:w="4536"/>
+            <w:tcBorders>
+              <w:top w:val="none"/>
+              <w:bottom w:val="none"/>
+              <w:left w:val="none"/>
+              <w:right w:val="none"/>
+            </w:tcBorders>
+          </w:tcPr>
+          <w:p>
+            <w:r>
+              <w:rPr>
+                <w:rFonts w:ascii="Adani" w:hAnsi="Adani"/>
+                <w:b w:val="0"/>
+                <w:sz w:val="20"/>
+                <w:u w:val="none"/>
+              </w:rPr>
+              <w:t>NIL</w:t>
+            </w:r>
+          </w:p>
+        </w:tc>
+      </w:tr>
+      <w:tr>
+        <w:tc>
+          <w:tcPr>
+            <w:tcW w:type="dxa" w:w="4536"/>
+            <w:tcBorders>
+              <w:top w:val="none"/>
+              <w:bottom w:val="none"/>
+              <w:left w:val="none"/>
+              <w:right w:val="none"/>
+            </w:tcBorders>
+          </w:tcPr>
+          <w:p>
+            <w:pPr>
+              <w:ind w:left="720"/>
+            </w:pPr>
+            <w:r>
+              <w:rPr>
+                <w:rFonts w:ascii="Adani" w:hAnsi="Adani"/>
+                <w:b w:val="0"/>
+                <w:sz w:val="20"/>
+                <w:u w:val="none"/>
+              </w:rPr>
+              <w:t>2.</w:t>
+              <w:tab/>
+              <w:t>Mother</w:t>
+              <w:tab/>
+              <w:t>:</w:t>
+            </w:r>
+          </w:p>
+        </w:tc>
+        <w:tc>
+          <w:tcPr>
+            <w:tcW w:type="dxa" w:w="4536"/>
+            <w:tcBorders>
+              <w:top w:val="none"/>
+              <w:bottom w:val="none"/>
+              <w:left w:val="none"/>
+              <w:right w:val="none"/>
+            </w:tcBorders>
+          </w:tcPr>
+          <w:p>
+            <w:r>
+              <w:rPr>
+                <w:rFonts w:ascii="Adani" w:hAnsi="Adani"/>
+                <w:b w:val="0"/>
+                <w:sz w:val="20"/>
+                <w:u w:val="none"/>
+              </w:rPr>
+              <w:t>NIL</w:t>
+            </w:r>
+          </w:p>
+        </w:tc>
+      </w:tr>
+      <w:tr>
+        <w:tc>
+          <w:tcPr>
+            <w:tcW w:type="dxa" w:w="4536"/>
+            <w:tcBorders>
+              <w:top w:val="none"/>
+              <w:bottom w:val="none"/>
+              <w:left w:val="none"/>
+              <w:right w:val="none"/>
+            </w:tcBorders>
+          </w:tcPr>
+          <w:p>
+            <w:pPr>
+              <w:ind w:left="720"/>
+            </w:pPr>
+            <w:r>
+              <w:rPr>
+                <w:rFonts w:ascii="Adani" w:hAnsi="Adani"/>
+                <w:b w:val="0"/>
+                <w:sz w:val="20"/>
+                <w:u w:val="none"/>
+              </w:rPr>
+              <w:t>3.</w:t>
+              <w:tab/>
+              <w:t>Son</w:t>
+              <w:tab/>
+              <w:t>:</w:t>
+            </w:r>
+          </w:p>
+        </w:tc>
+        <w:tc>
+          <w:tcPr>
+            <w:tcW w:type="dxa" w:w="4536"/>
+            <w:tcBorders>
+              <w:top w:val="none"/>
+              <w:bottom w:val="none"/>
+              <w:left w:val="none"/>
+              <w:right w:val="none"/>
+            </w:tcBorders>
+          </w:tcPr>
+          <w:p>
+            <w:r>
+              <w:rPr>
+                <w:rFonts w:ascii="Adani" w:hAnsi="Adani"/>
+                <w:b w:val="0"/>
+                <w:sz w:val="20"/>
+                <w:u w:val="none"/>
+              </w:rPr>
+              <w:t>NIL</w:t>
+            </w:r>
+          </w:p>
+        </w:tc>
+      </w:tr>
+      <w:tr>
+        <w:tc>
+          <w:tcPr>
+            <w:tcW w:type="dxa" w:w="4536"/>
+            <w:tcBorders>
+              <w:top w:val="none"/>
+              <w:bottom w:val="none"/>
+              <w:left w:val="none"/>
+              <w:right w:val="none"/>
+            </w:tcBorders>
+          </w:tcPr>
+          <w:p>
+            <w:pPr>
+              <w:ind w:left="720"/>
+            </w:pPr>
+            <w:r>
+              <w:rPr>
+                <w:rFonts w:ascii="Adani" w:hAnsi="Adani"/>
+                <w:b w:val="0"/>
+                <w:sz w:val="20"/>
+                <w:u w:val="none"/>
+              </w:rPr>
+              <w:t>4.</w:t>
+              <w:tab/>
+              <w:t>Son's Wife</w:t>
+              <w:tab/>
+              <w:t>:</w:t>
+            </w:r>
+          </w:p>
+        </w:tc>
+        <w:tc>
+          <w:tcPr>
+            <w:tcW w:type="dxa" w:w="4536"/>
+            <w:tcBorders>
+              <w:top w:val="none"/>
+              <w:bottom w:val="none"/>
+              <w:left w:val="none"/>
+              <w:right w:val="none"/>
+            </w:tcBorders>
+          </w:tcPr>
+          <w:p>
+            <w:r>
+              <w:rPr>
+                <w:rFonts w:ascii="Adani" w:hAnsi="Adani"/>
+                <w:b w:val="0"/>
+                <w:sz w:val="20"/>
+                <w:u w:val="none"/>
+              </w:rPr>
+              <w:t>NIL</w:t>
+            </w:r>
+          </w:p>
+        </w:tc>
+      </w:tr>
+      <w:tr>
+        <w:tc>
+          <w:tcPr>
+            <w:tcW w:type="dxa" w:w="4536"/>
+            <w:tcBorders>
+              <w:top w:val="none"/>
+              <w:bottom w:val="none"/>
+              <w:left w:val="none"/>
+              <w:right w:val="none"/>
+            </w:tcBorders>
+          </w:tcPr>
+          <w:p>
+            <w:pPr>
+              <w:ind w:left="720"/>
+            </w:pPr>
+            <w:r>
+              <w:rPr>
+                <w:rFonts w:ascii="Adani" w:hAnsi="Adani"/>
+                <w:b w:val="0"/>
+                <w:sz w:val="20"/>
+                <w:u w:val="none"/>
+              </w:rPr>
+              <w:t>5.</w:t>
+              <w:tab/>
+              <w:t>Daughter</w:t>
+              <w:tab/>
+              <w:t>:</w:t>
+            </w:r>
+          </w:p>
+        </w:tc>
+        <w:tc>
+          <w:tcPr>
+            <w:tcW w:type="dxa" w:w="4536"/>
+            <w:tcBorders>
+              <w:top w:val="none"/>
+              <w:bottom w:val="none"/>
+              <w:left w:val="none"/>
+              <w:right w:val="none"/>
+            </w:tcBorders>
+          </w:tcPr>
+          <w:p>
+            <w:r>
+              <w:rPr>
+                <w:rFonts w:ascii="Adani" w:hAnsi="Adani"/>
+                <w:b w:val="0"/>
+                <w:sz w:val="20"/>
+                <w:u w:val="none"/>
+              </w:rPr>
+              <w:t>NIL</w:t>
+            </w:r>
+          </w:p>
+        </w:tc>
+      </w:tr>
+      <w:tr>
+        <w:tc>
+          <w:tcPr>
+            <w:tcW w:type="dxa" w:w="4536"/>
+            <w:tcBorders>
+              <w:top w:val="none"/>
+              <w:bottom w:val="none"/>
+              <w:left w:val="none"/>
+              <w:right w:val="none"/>
+            </w:tcBorders>
+          </w:tcPr>
+          <w:p>
+            <w:pPr>
+              <w:ind w:left="720"/>
+            </w:pPr>
+            <w:r>
+              <w:rPr>
+                <w:rFonts w:ascii="Adani" w:hAnsi="Adani"/>
+                <w:b w:val="0"/>
+                <w:sz w:val="20"/>
+                <w:u w:val="none"/>
+              </w:rPr>
+              <w:t>6.</w:t>
+              <w:tab/>
+              <w:t>Daughter's Husband</w:t>
+              <w:tab/>
+              <w:t>:</w:t>
+            </w:r>
+          </w:p>
+        </w:tc>
+        <w:tc>
+          <w:tcPr>
+            <w:tcW w:type="dxa" w:w="4536"/>
+            <w:tcBorders>
+              <w:top w:val="none"/>
+              <w:bottom w:val="none"/>
+              <w:left w:val="none"/>
+              <w:right w:val="none"/>
+            </w:tcBorders>
+          </w:tcPr>
+          <w:p>
+            <w:r>
+              <w:rPr>
+                <w:rFonts w:ascii="Adani" w:hAnsi="Adani"/>
+                <w:b w:val="0"/>
+                <w:sz w:val="20"/>
+                <w:u w:val="none"/>
+              </w:rPr>
+              <w:t>NIL</w:t>
+            </w:r>
+          </w:p>
+        </w:tc>
+      </w:tr>
+      <w:tr>
+        <w:tc>
+          <w:tcPr>
+            <w:tcW w:type="dxa" w:w="4536"/>
+            <w:tcBorders>
+              <w:top w:val="none"/>
+              <w:bottom w:val="none"/>
+              <w:left w:val="none"/>
+              <w:right w:val="none"/>
+            </w:tcBorders>
+          </w:tcPr>
+          <w:p>
+            <w:pPr>
+              <w:ind w:left="720"/>
+            </w:pPr>
+            <w:r>
+              <w:rPr>
+                <w:rFonts w:ascii="Adani" w:hAnsi="Adani"/>
+                <w:b w:val="0"/>
+                <w:sz w:val="20"/>
+                <w:u w:val="none"/>
+              </w:rPr>
+              <w:t>7.</w:t>
+              <w:tab/>
+              <w:t>Brother</w:t>
+              <w:tab/>
+              <w:t>:</w:t>
+            </w:r>
+          </w:p>
+        </w:tc>
+        <w:tc>
+          <w:tcPr>
+            <w:tcW w:type="dxa" w:w="4536"/>
+            <w:tcBorders>
+              <w:top w:val="none"/>
+              <w:bottom w:val="none"/>
+              <w:left w:val="none"/>
+              <w:right w:val="none"/>
+            </w:tcBorders>
+          </w:tcPr>
+          <w:p>
+            <w:r>
+              <w:rPr>
+                <w:rFonts w:ascii="Adani" w:hAnsi="Adani"/>
+                <w:b w:val="0"/>
+                <w:sz w:val="20"/>
+                <w:u w:val="none"/>
+              </w:rPr>
+              <w:t>NIL</w:t>
+            </w:r>
+          </w:p>
+        </w:tc>
+      </w:tr>
+      <w:tr>
+        <w:tc>
+          <w:tcPr>
+            <w:tcW w:type="dxa" w:w="4536"/>
+            <w:tcBorders>
+              <w:top w:val="none"/>
+              <w:bottom w:val="none"/>
+              <w:left w:val="none"/>
+              <w:right w:val="none"/>
+            </w:tcBorders>
+          </w:tcPr>
+          <w:p>
+            <w:pPr>
+              <w:ind w:left="720"/>
+            </w:pPr>
+            <w:r>
+              <w:rPr>
+                <w:rFonts w:ascii="Adani" w:hAnsi="Adani"/>
+                <w:b w:val="0"/>
+                <w:sz w:val="20"/>
+                <w:u w:val="none"/>
+              </w:rPr>
+              <w:t>8.</w:t>
+              <w:tab/>
+              <w:t>Sister</w:t>
+              <w:tab/>
+              <w:t>:</w:t>
+            </w:r>
+          </w:p>
+        </w:tc>
+        <w:tc>
+          <w:tcPr>
+            <w:tcW w:type="dxa" w:w="4536"/>
+            <w:tcBorders>
+              <w:top w:val="none"/>
+              <w:bottom w:val="none"/>
+              <w:left w:val="none"/>
+              <w:right w:val="none"/>
+            </w:tcBorders>
+          </w:tcPr>
+          <w:p>
+            <w:r>
+              <w:rPr>
+                <w:rFonts w:ascii="Adani" w:hAnsi="Adani"/>
+                <w:b w:val="0"/>
+                <w:sz w:val="20"/>
+                <w:u w:val="none"/>
+              </w:rPr>
+              <w:t>NIL</w:t>
+            </w:r>
+          </w:p>
+        </w:tc>
+      </w:tr>
+    </w:tbl>
     <w:p/>
     <w:p>
       <w:pPr>
@@ -4463,7 +4161,7 @@
                 <w:sz w:val="18"/>
                 <w:u w:val="none"/>
               </w:rPr>
-              <w:t>Date:   07th May, 2026</w:t>
+              <w:t>Date:   15th May, 2026</w:t>
             </w:r>
           </w:p>
         </w:tc>
@@ -4624,7 +4322,7 @@
           <w:sz w:val="20"/>
           <w:u w:val="none"/>
         </w:rPr>
-        <w:t>07th May, 2026</w:t>
+        <w:t>15th May, 2026</w:t>
       </w:r>
     </w:p>
     <w:p>
@@ -4849,21 +4547,6 @@
           <w:sz w:val="20"/>
           <w:u w:val="none"/>
         </w:rPr>
-        <w:t>ADANI GAS HOLDINGS LIMITED</w:t>
-      </w:r>
-    </w:p>
-    <w:p>
-      <w:pPr>
-        <w:spacing w:before="0" w:after="20"/>
-        <w:jc w:val="left"/>
-      </w:pPr>
-      <w:r>
-        <w:rPr>
-          <w:rFonts w:ascii="Adani" w:hAnsi="Adani"/>
-          <w:b/>
-          <w:sz w:val="20"/>
-          <w:u w:val="none"/>
-        </w:rPr>
         <w:t>ADANI PROPERTIES PRIVATE LIMITED</w:t>
       </w:r>
     </w:p>
@@ -4894,22 +4577,7 @@
           <w:sz w:val="20"/>
           <w:u w:val="none"/>
         </w:rPr>
-        <w:t>AWL AGRI BUSINESS LIMITED</w:t>
-      </w:r>
-    </w:p>
-    <w:p>
-      <w:pPr>
-        <w:spacing w:before="0" w:after="20"/>
-        <w:jc w:val="left"/>
-      </w:pPr>
-      <w:r>
-        <w:rPr>
-          <w:rFonts w:ascii="Adani" w:hAnsi="Adani"/>
-          <w:b/>
-          <w:sz w:val="20"/>
-          <w:u w:val="none"/>
-        </w:rPr>
-        <w:t>ADANI AGRI LOGISTICS LIMITED</w:t>
+        <w:t>BARAMATI POWER PRIVATE LIMITED</w:t>
       </w:r>
     </w:p>
     <w:p>
@@ -5165,52 +4833,7 @@
           <w:sz w:val="20"/>
           <w:u w:val="none"/>
         </w:rPr>
-        <w:t>ADANI GAS HOLDINGS LIMITED</w:t>
-      </w:r>
-    </w:p>
-    <w:p>
-      <w:pPr>
-        <w:spacing w:before="0" w:after="20"/>
-        <w:jc w:val="left"/>
-      </w:pPr>
-      <w:r>
-        <w:rPr>
-          <w:rFonts w:ascii="Adani" w:hAnsi="Adani"/>
-          <w:b w:val="0"/>
-          <w:sz w:val="20"/>
-          <w:u w:val="none"/>
-        </w:rPr>
         <w:t>ADANI BUNKERING LIMITED</w:t>
-      </w:r>
-    </w:p>
-    <w:p>
-      <w:pPr>
-        <w:spacing w:before="0" w:after="20"/>
-        <w:jc w:val="left"/>
-      </w:pPr>
-      <w:r>
-        <w:rPr>
-          <w:rFonts w:ascii="Adani" w:hAnsi="Adani"/>
-          <w:b w:val="0"/>
-          <w:sz w:val="20"/>
-          <w:u w:val="none"/>
-        </w:rPr>
-        <w:t>AWL AGRI BUSINESS LIMITED</w:t>
-      </w:r>
-    </w:p>
-    <w:p>
-      <w:pPr>
-        <w:spacing w:before="0" w:after="20"/>
-        <w:jc w:val="left"/>
-      </w:pPr>
-      <w:r>
-        <w:rPr>
-          <w:rFonts w:ascii="Adani" w:hAnsi="Adani"/>
-          <w:b w:val="0"/>
-          <w:sz w:val="20"/>
-          <w:u w:val="none"/>
-        </w:rPr>
-        <w:t>ADANI AGRI LOGISTICS LIMITED</w:t>
       </w:r>
     </w:p>
     <w:p>
@@ -5321,6 +4944,21 @@
           <w:u w:val="none"/>
         </w:rPr>
         <w:t>ADANI PROPERTIES PRIVATE LIMITED</w:t>
+      </w:r>
+    </w:p>
+    <w:p>
+      <w:pPr>
+        <w:spacing w:before="0" w:after="20"/>
+        <w:jc w:val="left"/>
+      </w:pPr>
+      <w:r>
+        <w:rPr>
+          <w:rFonts w:ascii="Adani" w:hAnsi="Adani"/>
+          <w:b w:val="0"/>
+          <w:sz w:val="20"/>
+          <w:u w:val="none"/>
+        </w:rPr>
+        <w:t>BARAMATI POWER PRIVATE LIMITED</w:t>
       </w:r>
     </w:p>
     <w:p>
@@ -6108,7 +5746,7 @@
                 <w:sz w:val="18"/>
                 <w:u w:val="none"/>
               </w:rPr>
-              <w:t>20</w:t>
+              <w:t>18</w:t>
             </w:r>
           </w:p>
         </w:tc>
@@ -7649,120 +7287,6 @@
                 <w:sz w:val="18"/>
                 <w:u w:val="none"/>
               </w:rPr>
-              <w:t>U11200GJ2010PLC062148</w:t>
-            </w:r>
-          </w:p>
-        </w:tc>
-        <w:tc>
-          <w:tcPr>
-            <w:tcW w:type="dxa" w:w="4252"/>
-            <w:shd w:val="clear" w:color="auto" w:fill="FFFFFF"/>
-            <w:tcBorders>
-              <w:top w:val="single" w:sz="4" w:space="0" w:color="000000"/>
-              <w:left w:val="single" w:sz="4" w:space="0" w:color="000000"/>
-              <w:bottom w:val="single" w:sz="4" w:space="0" w:color="000000"/>
-              <w:right w:val="single" w:sz="4" w:space="0" w:color="000000"/>
-            </w:tcBorders>
-            <w:vAlign w:val="center"/>
-          </w:tcPr>
-          <w:p>
-            <w:pPr>
-              <w:spacing w:before="40" w:after="40"/>
-              <w:jc w:val="left"/>
-            </w:pPr>
-            <w:r>
-              <w:rPr>
-                <w:rFonts w:ascii="Adani" w:hAnsi="Adani"/>
-                <w:b w:val="0"/>
-                <w:sz w:val="18"/>
-                <w:u w:val="none"/>
-              </w:rPr>
-              <w:t>ADANI GAS HOLDINGS LIMITED</w:t>
-            </w:r>
-          </w:p>
-        </w:tc>
-        <w:tc>
-          <w:tcPr>
-            <w:tcW w:type="dxa" w:w="1587"/>
-            <w:shd w:val="clear" w:color="auto" w:fill="FFFFFF"/>
-            <w:tcBorders>
-              <w:top w:val="single" w:sz="4" w:space="0" w:color="000000"/>
-              <w:left w:val="single" w:sz="4" w:space="0" w:color="000000"/>
-              <w:bottom w:val="single" w:sz="4" w:space="0" w:color="000000"/>
-              <w:right w:val="single" w:sz="4" w:space="0" w:color="000000"/>
-            </w:tcBorders>
-            <w:vAlign w:val="center"/>
-          </w:tcPr>
-          <w:p>
-            <w:pPr>
-              <w:spacing w:before="40" w:after="40"/>
-              <w:jc w:val="left"/>
-            </w:pPr>
-            <w:r>
-              <w:rPr>
-                <w:rFonts w:ascii="Adani" w:hAnsi="Adani"/>
-                <w:b w:val="0"/>
-                <w:sz w:val="18"/>
-                <w:u w:val="none"/>
-              </w:rPr>
-              <w:t>Director</w:t>
-            </w:r>
-          </w:p>
-        </w:tc>
-        <w:tc>
-          <w:tcPr>
-            <w:tcW w:type="dxa" w:w="1304"/>
-            <w:shd w:val="clear" w:color="auto" w:fill="FFFFFF"/>
-            <w:tcBorders>
-              <w:top w:val="single" w:sz="4" w:space="0" w:color="000000"/>
-              <w:left w:val="single" w:sz="4" w:space="0" w:color="000000"/>
-              <w:bottom w:val="single" w:sz="4" w:space="0" w:color="000000"/>
-              <w:right w:val="single" w:sz="4" w:space="0" w:color="000000"/>
-            </w:tcBorders>
-            <w:vAlign w:val="center"/>
-          </w:tcPr>
-          <w:p>
-            <w:pPr>
-              <w:spacing w:before="40" w:after="40"/>
-              <w:jc w:val="left"/>
-            </w:pPr>
-            <w:r>
-              <w:rPr>
-                <w:rFonts w:ascii="Adani" w:hAnsi="Adani"/>
-                <w:b w:val="0"/>
-                <w:sz w:val="18"/>
-                <w:u w:val="none"/>
-              </w:rPr>
-              <w:t>08/08/2009</w:t>
-            </w:r>
-          </w:p>
-        </w:tc>
-      </w:tr>
-      <w:tr>
-        <w:tc>
-          <w:tcPr>
-            <w:tcW w:type="dxa" w:w="2268"/>
-            <w:shd w:val="clear" w:color="auto" w:fill="FFFFFF"/>
-            <w:tcBorders>
-              <w:top w:val="single" w:sz="4" w:space="0" w:color="000000"/>
-              <w:left w:val="single" w:sz="4" w:space="0" w:color="000000"/>
-              <w:bottom w:val="single" w:sz="4" w:space="0" w:color="000000"/>
-              <w:right w:val="single" w:sz="4" w:space="0" w:color="000000"/>
-            </w:tcBorders>
-            <w:vAlign w:val="center"/>
-          </w:tcPr>
-          <w:p>
-            <w:pPr>
-              <w:spacing w:before="40" w:after="40"/>
-              <w:jc w:val="left"/>
-            </w:pPr>
-            <w:r>
-              <w:rPr>
-                <w:rFonts w:ascii="Adani" w:hAnsi="Adani"/>
-                <w:b w:val="0"/>
-                <w:sz w:val="18"/>
-                <w:u w:val="none"/>
-              </w:rPr>
               <w:t>U45201GJ1995PTC026067</w:t>
             </w:r>
           </w:p>
@@ -7991,7 +7515,7 @@
                 <w:sz w:val="18"/>
                 <w:u w:val="none"/>
               </w:rPr>
-              <w:t>L15146GJ1999PLC035320</w:t>
+              <w:t>U40100GJ2008PTC055265</w:t>
             </w:r>
           </w:p>
         </w:tc>
@@ -8019,7 +7543,7 @@
                 <w:sz w:val="18"/>
                 <w:u w:val="none"/>
               </w:rPr>
-              <w:t>AWL AGRI BUSINESS LIMITED</w:t>
+              <w:t>BARAMATI POWER PRIVATE LIMITED</w:t>
             </w:r>
           </w:p>
         </w:tc>
@@ -8075,121 +7599,7 @@
                 <w:sz w:val="18"/>
                 <w:u w:val="none"/>
               </w:rPr>
-              <w:t>01/04/2008</w:t>
-            </w:r>
-          </w:p>
-        </w:tc>
-      </w:tr>
-      <w:tr>
-        <w:tc>
-          <w:tcPr>
-            <w:tcW w:type="dxa" w:w="2268"/>
-            <w:shd w:val="clear" w:color="auto" w:fill="FFFFFF"/>
-            <w:tcBorders>
-              <w:top w:val="single" w:sz="4" w:space="0" w:color="000000"/>
-              <w:left w:val="single" w:sz="4" w:space="0" w:color="000000"/>
-              <w:bottom w:val="single" w:sz="4" w:space="0" w:color="000000"/>
-              <w:right w:val="single" w:sz="4" w:space="0" w:color="000000"/>
-            </w:tcBorders>
-            <w:vAlign w:val="center"/>
-          </w:tcPr>
-          <w:p>
-            <w:pPr>
-              <w:spacing w:before="40" w:after="40"/>
-              <w:jc w:val="left"/>
-            </w:pPr>
-            <w:r>
-              <w:rPr>
-                <w:rFonts w:ascii="Adani" w:hAnsi="Adani"/>
-                <w:b w:val="0"/>
-                <w:sz w:val="18"/>
-                <w:u w:val="none"/>
-              </w:rPr>
-              <w:t>U63090GJ2005PLC045356</w:t>
-            </w:r>
-          </w:p>
-        </w:tc>
-        <w:tc>
-          <w:tcPr>
-            <w:tcW w:type="dxa" w:w="4252"/>
-            <w:shd w:val="clear" w:color="auto" w:fill="FFFFFF"/>
-            <w:tcBorders>
-              <w:top w:val="single" w:sz="4" w:space="0" w:color="000000"/>
-              <w:left w:val="single" w:sz="4" w:space="0" w:color="000000"/>
-              <w:bottom w:val="single" w:sz="4" w:space="0" w:color="000000"/>
-              <w:right w:val="single" w:sz="4" w:space="0" w:color="000000"/>
-            </w:tcBorders>
-            <w:vAlign w:val="center"/>
-          </w:tcPr>
-          <w:p>
-            <w:pPr>
-              <w:spacing w:before="40" w:after="40"/>
-              <w:jc w:val="left"/>
-            </w:pPr>
-            <w:r>
-              <w:rPr>
-                <w:rFonts w:ascii="Adani" w:hAnsi="Adani"/>
-                <w:b w:val="0"/>
-                <w:sz w:val="18"/>
-                <w:u w:val="none"/>
-              </w:rPr>
-              <w:t>ADANI AGRI LOGISTICS LIMITED</w:t>
-            </w:r>
-          </w:p>
-        </w:tc>
-        <w:tc>
-          <w:tcPr>
-            <w:tcW w:type="dxa" w:w="1587"/>
-            <w:shd w:val="clear" w:color="auto" w:fill="FFFFFF"/>
-            <w:tcBorders>
-              <w:top w:val="single" w:sz="4" w:space="0" w:color="000000"/>
-              <w:left w:val="single" w:sz="4" w:space="0" w:color="000000"/>
-              <w:bottom w:val="single" w:sz="4" w:space="0" w:color="000000"/>
-              <w:right w:val="single" w:sz="4" w:space="0" w:color="000000"/>
-            </w:tcBorders>
-            <w:vAlign w:val="center"/>
-          </w:tcPr>
-          <w:p>
-            <w:pPr>
-              <w:spacing w:before="40" w:after="40"/>
-              <w:jc w:val="left"/>
-            </w:pPr>
-            <w:r>
-              <w:rPr>
-                <w:rFonts w:ascii="Adani" w:hAnsi="Adani"/>
-                <w:b w:val="0"/>
-                <w:sz w:val="18"/>
-                <w:u w:val="none"/>
-              </w:rPr>
-              <w:t>Managing Director</w:t>
-            </w:r>
-          </w:p>
-        </w:tc>
-        <w:tc>
-          <w:tcPr>
-            <w:tcW w:type="dxa" w:w="1304"/>
-            <w:shd w:val="clear" w:color="auto" w:fill="FFFFFF"/>
-            <w:tcBorders>
-              <w:top w:val="single" w:sz="4" w:space="0" w:color="000000"/>
-              <w:left w:val="single" w:sz="4" w:space="0" w:color="000000"/>
-              <w:bottom w:val="single" w:sz="4" w:space="0" w:color="000000"/>
-              <w:right w:val="single" w:sz="4" w:space="0" w:color="000000"/>
-            </w:tcBorders>
-            <w:vAlign w:val="center"/>
-          </w:tcPr>
-          <w:p>
-            <w:pPr>
-              <w:spacing w:before="40" w:after="40"/>
-              <w:jc w:val="left"/>
-            </w:pPr>
-            <w:r>
-              <w:rPr>
-                <w:rFonts w:ascii="Adani" w:hAnsi="Adani"/>
-                <w:b w:val="0"/>
-                <w:sz w:val="18"/>
-                <w:u w:val="none"/>
-              </w:rPr>
-              <w:t>04/03/2008</w:t>
+              <w:t>21/10/2008</w:t>
             </w:r>
           </w:p>
         </w:tc>

--- a/Backend/Director_Disclosure/Output_Disclosures/2024-25/ADANI_BUNKERING_LIMITED/MBP-1/MBP1_PRANAV_VINOD_ADANI_00008457.docx
+++ b/Backend/Director_Disclosure/Output_Disclosures/2024-25/ADANI_BUNKERING_LIMITED/MBP-1/MBP1_PRANAV_VINOD_ADANI_00008457.docx
@@ -2803,7 +2803,7 @@
                 <w:sz w:val="18"/>
                 <w:u w:val="none"/>
               </w:rPr>
-              <w:t>ADANI PORT INFRASTRUCTURE PRIVATE LIMITE D</w:t>
+              <w:t>ADANI PORT INFRASTRUCTURE PRIVATE LIMITED</w:t>
             </w:r>
           </w:p>
         </w:tc>
@@ -3124,7 +3124,7 @@
                 <w:sz w:val="18"/>
                 <w:u w:val="none"/>
               </w:rPr>
-              <w:t>Date:   15th May, 2026</w:t>
+              <w:t>Date:   27th May, 2026</w:t>
             </w:r>
           </w:p>
         </w:tc>
@@ -4161,7 +4161,7 @@
                 <w:sz w:val="18"/>
                 <w:u w:val="none"/>
               </w:rPr>
-              <w:t>Date:   15th May, 2026</w:t>
+              <w:t>Date:   27th May, 2026</w:t>
             </w:r>
           </w:p>
         </w:tc>
@@ -4322,7 +4322,7 @@
           <w:sz w:val="20"/>
           <w:u w:val="none"/>
         </w:rPr>
-        <w:t>15th May, 2026</w:t>
+        <w:t>27th May, 2026</w:t>
       </w:r>
     </w:p>
     <w:p>
@@ -4622,7 +4622,7 @@
           <w:sz w:val="20"/>
           <w:u w:val="none"/>
         </w:rPr>
-        <w:t>ADANI PORT INFRASTRUCTURE PRIVATE LIMITE D</w:t>
+        <w:t>ADANI PORT INFRASTRUCTURE PRIVATE LIMITED</w:t>
       </w:r>
     </w:p>
     <w:p/>
@@ -4988,7 +4988,7 @@
           <w:sz w:val="20"/>
           <w:u w:val="none"/>
         </w:rPr>
-        <w:t>ADANI PORT INFRASTRUCTURE PRIVATE LIMITE D</w:t>
+        <w:t>ADANI PORT INFRASTRUCTURE PRIVATE LIMITED</w:t>
       </w:r>
     </w:p>
     <w:p/>
@@ -7885,7 +7885,7 @@
                 <w:sz w:val="18"/>
                 <w:u w:val="none"/>
               </w:rPr>
-              <w:t>ADANI PORT INFRASTRUCTURE PRIVATE LIMITE D</w:t>
+              <w:t>ADANI PORT INFRASTRUCTURE PRIVATE LIMITED</w:t>
             </w:r>
           </w:p>
         </w:tc>

--- a/Backend/Director_Disclosure/Output_Disclosures/2024-25/ADANI_BUNKERING_LIMITED/MBP-1/MBP1_PRANAV_VINOD_ADANI_00008457.docx
+++ b/Backend/Director_Disclosure/Output_Disclosures/2024-25/ADANI_BUNKERING_LIMITED/MBP-1/MBP1_PRANAV_VINOD_ADANI_00008457.docx
@@ -417,7 +417,7 @@
                 <w:sz w:val="18"/>
                 <w:u w:val="none"/>
               </w:rPr>
-              <w:t>Additional Director</w:t>
+              <w:t>Director</w:t>
             </w:r>
           </w:p>
         </w:tc>
@@ -473,7 +473,7 @@
                 <w:sz w:val="18"/>
                 <w:u w:val="none"/>
               </w:rPr>
-              <w:t>19/12/2024</w:t>
+              <w:t>26/06/2025</w:t>
             </w:r>
           </w:p>
         </w:tc>
@@ -559,7 +559,7 @@
                 <w:sz w:val="18"/>
                 <w:u w:val="none"/>
               </w:rPr>
-              <w:t>Additional Director</w:t>
+              <w:t>Director</w:t>
             </w:r>
           </w:p>
         </w:tc>
@@ -615,7 +615,7 @@
                 <w:sz w:val="18"/>
                 <w:u w:val="none"/>
               </w:rPr>
-              <w:t>27/09/2023</w:t>
+              <w:t>18/06/2024</w:t>
             </w:r>
           </w:p>
         </w:tc>
@@ -1951,148 +1951,6 @@
                 <w:sz w:val="18"/>
                 <w:u w:val="none"/>
               </w:rPr>
-              <w:t>ADANI CEMENTS LIMITED</w:t>
-            </w:r>
-          </w:p>
-        </w:tc>
-        <w:tc>
-          <w:tcPr>
-            <w:tcW w:type="dxa" w:w="1814"/>
-            <w:shd w:val="clear" w:color="auto" w:fill="FFFFFF"/>
-            <w:tcBorders>
-              <w:top w:val="single" w:sz="4" w:space="0" w:color="000000"/>
-              <w:left w:val="single" w:sz="4" w:space="0" w:color="000000"/>
-              <w:bottom w:val="single" w:sz="4" w:space="0" w:color="000000"/>
-              <w:right w:val="single" w:sz="4" w:space="0" w:color="000000"/>
-            </w:tcBorders>
-            <w:vAlign w:val="center"/>
-          </w:tcPr>
-          <w:p>
-            <w:pPr>
-              <w:spacing w:before="40" w:after="40"/>
-              <w:jc w:val="left"/>
-            </w:pPr>
-            <w:r>
-              <w:rPr>
-                <w:rFonts w:ascii="Adani" w:hAnsi="Adani"/>
-                <w:b w:val="0"/>
-                <w:sz w:val="18"/>
-                <w:u w:val="none"/>
-              </w:rPr>
-              <w:t>Director</w:t>
-            </w:r>
-          </w:p>
-        </w:tc>
-        <w:tc>
-          <w:tcPr>
-            <w:tcW w:type="dxa" w:w="1020"/>
-            <w:shd w:val="clear" w:color="auto" w:fill="FFFFFF"/>
-            <w:tcBorders>
-              <w:top w:val="single" w:sz="4" w:space="0" w:color="000000"/>
-              <w:left w:val="single" w:sz="4" w:space="0" w:color="000000"/>
-              <w:bottom w:val="single" w:sz="4" w:space="0" w:color="000000"/>
-              <w:right w:val="single" w:sz="4" w:space="0" w:color="000000"/>
-            </w:tcBorders>
-            <w:vAlign w:val="center"/>
-          </w:tcPr>
-          <w:p>
-            <w:pPr>
-              <w:spacing w:before="40" w:after="40"/>
-              <w:jc w:val="left"/>
-            </w:pPr>
-            <w:r>
-              <w:rPr>
-                <w:rFonts w:ascii="Adani" w:hAnsi="Adani"/>
-                <w:b w:val="0"/>
-                <w:sz w:val="18"/>
-                <w:u w:val="none"/>
-              </w:rPr>
-              <w:t>NIL</w:t>
-            </w:r>
-          </w:p>
-        </w:tc>
-        <w:tc>
-          <w:tcPr>
-            <w:tcW w:type="dxa" w:w="1247"/>
-            <w:shd w:val="clear" w:color="auto" w:fill="FFFFFF"/>
-            <w:tcBorders>
-              <w:top w:val="single" w:sz="4" w:space="0" w:color="000000"/>
-              <w:left w:val="single" w:sz="4" w:space="0" w:color="000000"/>
-              <w:bottom w:val="single" w:sz="4" w:space="0" w:color="000000"/>
-              <w:right w:val="single" w:sz="4" w:space="0" w:color="000000"/>
-            </w:tcBorders>
-            <w:vAlign w:val="center"/>
-          </w:tcPr>
-          <w:p>
-            <w:pPr>
-              <w:spacing w:before="40" w:after="40"/>
-              <w:jc w:val="left"/>
-            </w:pPr>
-            <w:r>
-              <w:rPr>
-                <w:rFonts w:ascii="Adani" w:hAnsi="Adani"/>
-                <w:b w:val="0"/>
-                <w:sz w:val="18"/>
-                <w:u w:val="none"/>
-              </w:rPr>
-              <w:t>21/12/2009</w:t>
-            </w:r>
-          </w:p>
-        </w:tc>
-      </w:tr>
-      <w:tr>
-        <w:tc>
-          <w:tcPr>
-            <w:tcW w:type="dxa" w:w="680"/>
-            <w:shd w:val="clear" w:color="auto" w:fill="FFFFFF"/>
-            <w:tcBorders>
-              <w:top w:val="single" w:sz="4" w:space="0" w:color="000000"/>
-              <w:left w:val="single" w:sz="4" w:space="0" w:color="000000"/>
-              <w:bottom w:val="single" w:sz="4" w:space="0" w:color="000000"/>
-              <w:right w:val="single" w:sz="4" w:space="0" w:color="000000"/>
-            </w:tcBorders>
-            <w:vAlign w:val="center"/>
-          </w:tcPr>
-          <w:p>
-            <w:pPr>
-              <w:spacing w:before="40" w:after="40"/>
-              <w:jc w:val="left"/>
-            </w:pPr>
-            <w:r>
-              <w:rPr>
-                <w:rFonts w:ascii="Adani" w:hAnsi="Adani"/>
-                <w:b w:val="0"/>
-                <w:sz w:val="18"/>
-                <w:u w:val="none"/>
-              </w:rPr>
-              <w:t>13</w:t>
-            </w:r>
-          </w:p>
-        </w:tc>
-        <w:tc>
-          <w:tcPr>
-            <w:tcW w:type="dxa" w:w="3969"/>
-            <w:shd w:val="clear" w:color="auto" w:fill="FFFFFF"/>
-            <w:tcBorders>
-              <w:top w:val="single" w:sz="4" w:space="0" w:color="000000"/>
-              <w:left w:val="single" w:sz="4" w:space="0" w:color="000000"/>
-              <w:bottom w:val="single" w:sz="4" w:space="0" w:color="000000"/>
-              <w:right w:val="single" w:sz="4" w:space="0" w:color="000000"/>
-            </w:tcBorders>
-            <w:vAlign w:val="center"/>
-          </w:tcPr>
-          <w:p>
-            <w:pPr>
-              <w:spacing w:before="40" w:after="40"/>
-              <w:jc w:val="left"/>
-            </w:pPr>
-            <w:r>
-              <w:rPr>
-                <w:rFonts w:ascii="Adani" w:hAnsi="Adani"/>
-                <w:b w:val="0"/>
-                <w:sz w:val="18"/>
-                <w:u w:val="none"/>
-              </w:rPr>
               <w:t>ADANI PROPERTIES PRIVATE LIMITED</w:t>
             </w:r>
           </w:p>
@@ -2207,7 +2065,7 @@
                 <w:sz w:val="18"/>
                 <w:u w:val="none"/>
               </w:rPr>
-              <w:t>14</w:t>
+              <w:t>13</w:t>
             </w:r>
           </w:p>
         </w:tc>
@@ -2349,149 +2207,7 @@
                 <w:sz w:val="18"/>
                 <w:u w:val="none"/>
               </w:rPr>
-              <w:t>15</w:t>
-            </w:r>
-          </w:p>
-        </w:tc>
-        <w:tc>
-          <w:tcPr>
-            <w:tcW w:type="dxa" w:w="3969"/>
-            <w:shd w:val="clear" w:color="auto" w:fill="FFFFFF"/>
-            <w:tcBorders>
-              <w:top w:val="single" w:sz="4" w:space="0" w:color="000000"/>
-              <w:left w:val="single" w:sz="4" w:space="0" w:color="000000"/>
-              <w:bottom w:val="single" w:sz="4" w:space="0" w:color="000000"/>
-              <w:right w:val="single" w:sz="4" w:space="0" w:color="000000"/>
-            </w:tcBorders>
-            <w:vAlign w:val="center"/>
-          </w:tcPr>
-          <w:p>
-            <w:pPr>
-              <w:spacing w:before="40" w:after="40"/>
-              <w:jc w:val="left"/>
-            </w:pPr>
-            <w:r>
-              <w:rPr>
-                <w:rFonts w:ascii="Adani" w:hAnsi="Adani"/>
-                <w:b w:val="0"/>
-                <w:sz w:val="18"/>
-                <w:u w:val="none"/>
-              </w:rPr>
-              <w:t>BARAMATI POWER PRIVATE LIMITED</w:t>
-            </w:r>
-          </w:p>
-        </w:tc>
-        <w:tc>
-          <w:tcPr>
-            <w:tcW w:type="dxa" w:w="1814"/>
-            <w:shd w:val="clear" w:color="auto" w:fill="FFFFFF"/>
-            <w:tcBorders>
-              <w:top w:val="single" w:sz="4" w:space="0" w:color="000000"/>
-              <w:left w:val="single" w:sz="4" w:space="0" w:color="000000"/>
-              <w:bottom w:val="single" w:sz="4" w:space="0" w:color="000000"/>
-              <w:right w:val="single" w:sz="4" w:space="0" w:color="000000"/>
-            </w:tcBorders>
-            <w:vAlign w:val="center"/>
-          </w:tcPr>
-          <w:p>
-            <w:pPr>
-              <w:spacing w:before="40" w:after="40"/>
-              <w:jc w:val="left"/>
-            </w:pPr>
-            <w:r>
-              <w:rPr>
-                <w:rFonts w:ascii="Adani" w:hAnsi="Adani"/>
-                <w:b w:val="0"/>
-                <w:sz w:val="18"/>
-                <w:u w:val="none"/>
-              </w:rPr>
-              <w:t>Director</w:t>
-            </w:r>
-          </w:p>
-        </w:tc>
-        <w:tc>
-          <w:tcPr>
-            <w:tcW w:type="dxa" w:w="1020"/>
-            <w:shd w:val="clear" w:color="auto" w:fill="FFFFFF"/>
-            <w:tcBorders>
-              <w:top w:val="single" w:sz="4" w:space="0" w:color="000000"/>
-              <w:left w:val="single" w:sz="4" w:space="0" w:color="000000"/>
-              <w:bottom w:val="single" w:sz="4" w:space="0" w:color="000000"/>
-              <w:right w:val="single" w:sz="4" w:space="0" w:color="000000"/>
-            </w:tcBorders>
-            <w:vAlign w:val="center"/>
-          </w:tcPr>
-          <w:p>
-            <w:pPr>
-              <w:spacing w:before="40" w:after="40"/>
-              <w:jc w:val="left"/>
-            </w:pPr>
-            <w:r>
-              <w:rPr>
-                <w:rFonts w:ascii="Adani" w:hAnsi="Adani"/>
-                <w:b w:val="0"/>
-                <w:sz w:val="18"/>
-                <w:u w:val="none"/>
-              </w:rPr>
-              <w:t>NIL</w:t>
-            </w:r>
-          </w:p>
-        </w:tc>
-        <w:tc>
-          <w:tcPr>
-            <w:tcW w:type="dxa" w:w="1247"/>
-            <w:shd w:val="clear" w:color="auto" w:fill="FFFFFF"/>
-            <w:tcBorders>
-              <w:top w:val="single" w:sz="4" w:space="0" w:color="000000"/>
-              <w:left w:val="single" w:sz="4" w:space="0" w:color="000000"/>
-              <w:bottom w:val="single" w:sz="4" w:space="0" w:color="000000"/>
-              <w:right w:val="single" w:sz="4" w:space="0" w:color="000000"/>
-            </w:tcBorders>
-            <w:vAlign w:val="center"/>
-          </w:tcPr>
-          <w:p>
-            <w:pPr>
-              <w:spacing w:before="40" w:after="40"/>
-              <w:jc w:val="left"/>
-            </w:pPr>
-            <w:r>
-              <w:rPr>
-                <w:rFonts w:ascii="Adani" w:hAnsi="Adani"/>
-                <w:b w:val="0"/>
-                <w:sz w:val="18"/>
-                <w:u w:val="none"/>
-              </w:rPr>
-              <w:t>21/10/2008</w:t>
-            </w:r>
-          </w:p>
-        </w:tc>
-      </w:tr>
-      <w:tr>
-        <w:tc>
-          <w:tcPr>
-            <w:tcW w:type="dxa" w:w="680"/>
-            <w:shd w:val="clear" w:color="auto" w:fill="FFFFFF"/>
-            <w:tcBorders>
-              <w:top w:val="single" w:sz="4" w:space="0" w:color="000000"/>
-              <w:left w:val="single" w:sz="4" w:space="0" w:color="000000"/>
-              <w:bottom w:val="single" w:sz="4" w:space="0" w:color="000000"/>
-              <w:right w:val="single" w:sz="4" w:space="0" w:color="000000"/>
-            </w:tcBorders>
-            <w:vAlign w:val="center"/>
-          </w:tcPr>
-          <w:p>
-            <w:pPr>
-              <w:spacing w:before="40" w:after="40"/>
-              <w:jc w:val="left"/>
-            </w:pPr>
-            <w:r>
-              <w:rPr>
-                <w:rFonts w:ascii="Adani" w:hAnsi="Adani"/>
-                <w:b w:val="0"/>
-                <w:sz w:val="18"/>
-                <w:u w:val="none"/>
-              </w:rPr>
-              <w:t>16</w:t>
+              <w:t>14</w:t>
             </w:r>
           </w:p>
         </w:tc>
@@ -2633,7 +2349,7 @@
                 <w:sz w:val="18"/>
                 <w:u w:val="none"/>
               </w:rPr>
-              <w:t>17</w:t>
+              <w:t>15</w:t>
             </w:r>
           </w:p>
         </w:tc>
@@ -2746,148 +2462,6 @@
                 <w:u w:val="none"/>
               </w:rPr>
               <w:t>15/06/2005</w:t>
-            </w:r>
-          </w:p>
-        </w:tc>
-      </w:tr>
-      <w:tr>
-        <w:tc>
-          <w:tcPr>
-            <w:tcW w:type="dxa" w:w="680"/>
-            <w:shd w:val="clear" w:color="auto" w:fill="FFFFFF"/>
-            <w:tcBorders>
-              <w:top w:val="single" w:sz="4" w:space="0" w:color="000000"/>
-              <w:left w:val="single" w:sz="4" w:space="0" w:color="000000"/>
-              <w:bottom w:val="single" w:sz="4" w:space="0" w:color="000000"/>
-              <w:right w:val="single" w:sz="4" w:space="0" w:color="000000"/>
-            </w:tcBorders>
-            <w:vAlign w:val="center"/>
-          </w:tcPr>
-          <w:p>
-            <w:pPr>
-              <w:spacing w:before="40" w:after="40"/>
-              <w:jc w:val="left"/>
-            </w:pPr>
-            <w:r>
-              <w:rPr>
-                <w:rFonts w:ascii="Adani" w:hAnsi="Adani"/>
-                <w:b w:val="0"/>
-                <w:sz w:val="18"/>
-                <w:u w:val="none"/>
-              </w:rPr>
-              <w:t>18</w:t>
-            </w:r>
-          </w:p>
-        </w:tc>
-        <w:tc>
-          <w:tcPr>
-            <w:tcW w:type="dxa" w:w="3969"/>
-            <w:shd w:val="clear" w:color="auto" w:fill="FFFFFF"/>
-            <w:tcBorders>
-              <w:top w:val="single" w:sz="4" w:space="0" w:color="000000"/>
-              <w:left w:val="single" w:sz="4" w:space="0" w:color="000000"/>
-              <w:bottom w:val="single" w:sz="4" w:space="0" w:color="000000"/>
-              <w:right w:val="single" w:sz="4" w:space="0" w:color="000000"/>
-            </w:tcBorders>
-            <w:vAlign w:val="center"/>
-          </w:tcPr>
-          <w:p>
-            <w:pPr>
-              <w:spacing w:before="40" w:after="40"/>
-              <w:jc w:val="left"/>
-            </w:pPr>
-            <w:r>
-              <w:rPr>
-                <w:rFonts w:ascii="Adani" w:hAnsi="Adani"/>
-                <w:b w:val="0"/>
-                <w:sz w:val="18"/>
-                <w:u w:val="none"/>
-              </w:rPr>
-              <w:t>ADANI PORT INFRASTRUCTURE PRIVATE LIMITED</w:t>
-            </w:r>
-          </w:p>
-        </w:tc>
-        <w:tc>
-          <w:tcPr>
-            <w:tcW w:type="dxa" w:w="1814"/>
-            <w:shd w:val="clear" w:color="auto" w:fill="FFFFFF"/>
-            <w:tcBorders>
-              <w:top w:val="single" w:sz="4" w:space="0" w:color="000000"/>
-              <w:left w:val="single" w:sz="4" w:space="0" w:color="000000"/>
-              <w:bottom w:val="single" w:sz="4" w:space="0" w:color="000000"/>
-              <w:right w:val="single" w:sz="4" w:space="0" w:color="000000"/>
-            </w:tcBorders>
-            <w:vAlign w:val="center"/>
-          </w:tcPr>
-          <w:p>
-            <w:pPr>
-              <w:spacing w:before="40" w:after="40"/>
-              <w:jc w:val="left"/>
-            </w:pPr>
-            <w:r>
-              <w:rPr>
-                <w:rFonts w:ascii="Adani" w:hAnsi="Adani"/>
-                <w:b w:val="0"/>
-                <w:sz w:val="18"/>
-                <w:u w:val="none"/>
-              </w:rPr>
-              <w:t>Managing Director</w:t>
-            </w:r>
-          </w:p>
-        </w:tc>
-        <w:tc>
-          <w:tcPr>
-            <w:tcW w:type="dxa" w:w="1020"/>
-            <w:shd w:val="clear" w:color="auto" w:fill="FFFFFF"/>
-            <w:tcBorders>
-              <w:top w:val="single" w:sz="4" w:space="0" w:color="000000"/>
-              <w:left w:val="single" w:sz="4" w:space="0" w:color="000000"/>
-              <w:bottom w:val="single" w:sz="4" w:space="0" w:color="000000"/>
-              <w:right w:val="single" w:sz="4" w:space="0" w:color="000000"/>
-            </w:tcBorders>
-            <w:vAlign w:val="center"/>
-          </w:tcPr>
-          <w:p>
-            <w:pPr>
-              <w:spacing w:before="40" w:after="40"/>
-              <w:jc w:val="left"/>
-            </w:pPr>
-            <w:r>
-              <w:rPr>
-                <w:rFonts w:ascii="Adani" w:hAnsi="Adani"/>
-                <w:b w:val="0"/>
-                <w:sz w:val="18"/>
-                <w:u w:val="none"/>
-              </w:rPr>
-              <w:t>NIL</w:t>
-            </w:r>
-          </w:p>
-        </w:tc>
-        <w:tc>
-          <w:tcPr>
-            <w:tcW w:type="dxa" w:w="1247"/>
-            <w:shd w:val="clear" w:color="auto" w:fill="FFFFFF"/>
-            <w:tcBorders>
-              <w:top w:val="single" w:sz="4" w:space="0" w:color="000000"/>
-              <w:left w:val="single" w:sz="4" w:space="0" w:color="000000"/>
-              <w:bottom w:val="single" w:sz="4" w:space="0" w:color="000000"/>
-              <w:right w:val="single" w:sz="4" w:space="0" w:color="000000"/>
-            </w:tcBorders>
-            <w:vAlign w:val="center"/>
-          </w:tcPr>
-          <w:p>
-            <w:pPr>
-              <w:spacing w:before="40" w:after="40"/>
-              <w:jc w:val="left"/>
-            </w:pPr>
-            <w:r>
-              <w:rPr>
-                <w:rFonts w:ascii="Adani" w:hAnsi="Adani"/>
-                <w:b w:val="0"/>
-                <w:sz w:val="18"/>
-                <w:u w:val="none"/>
-              </w:rPr>
-              <w:t>22/03/2004</w:t>
             </w:r>
           </w:p>
         </w:tc>
@@ -3124,7 +2698,7 @@
                 <w:sz w:val="18"/>
                 <w:u w:val="none"/>
               </w:rPr>
-              <w:t>Date:   27th May, 2026</w:t>
+              <w:t>Date:   09th June, 2026</w:t>
             </w:r>
           </w:p>
         </w:tc>
@@ -4161,7 +3735,7 @@
                 <w:sz w:val="18"/>
                 <w:u w:val="none"/>
               </w:rPr>
-              <w:t>Date:   27th May, 2026</w:t>
+              <w:t>Date:   09th June, 2026</w:t>
             </w:r>
           </w:p>
         </w:tc>
@@ -4322,7 +3896,7 @@
           <w:sz w:val="20"/>
           <w:u w:val="none"/>
         </w:rPr>
-        <w:t>27th May, 2026</w:t>
+        <w:t>09th June, 2026</w:t>
       </w:r>
     </w:p>
     <w:p>
@@ -4532,21 +4106,6 @@
           <w:sz w:val="20"/>
           <w:u w:val="none"/>
         </w:rPr>
-        <w:t>ADANI CEMENTS LIMITED</w:t>
-      </w:r>
-    </w:p>
-    <w:p>
-      <w:pPr>
-        <w:spacing w:before="0" w:after="20"/>
-        <w:jc w:val="left"/>
-      </w:pPr>
-      <w:r>
-        <w:rPr>
-          <w:rFonts w:ascii="Adani" w:hAnsi="Adani"/>
-          <w:b/>
-          <w:sz w:val="20"/>
-          <w:u w:val="none"/>
-        </w:rPr>
         <w:t>ADANI PROPERTIES PRIVATE LIMITED</w:t>
       </w:r>
     </w:p>
@@ -4577,21 +4136,6 @@
           <w:sz w:val="20"/>
           <w:u w:val="none"/>
         </w:rPr>
-        <w:t>BARAMATI POWER PRIVATE LIMITED</w:t>
-      </w:r>
-    </w:p>
-    <w:p>
-      <w:pPr>
-        <w:spacing w:before="0" w:after="20"/>
-        <w:jc w:val="left"/>
-      </w:pPr>
-      <w:r>
-        <w:rPr>
-          <w:rFonts w:ascii="Adani" w:hAnsi="Adani"/>
-          <w:b/>
-          <w:sz w:val="20"/>
-          <w:u w:val="none"/>
-        </w:rPr>
         <w:t>ADANI INFRASTRUCTURE AND DEVELOPERS PRIVATE LIMITED</w:t>
       </w:r>
     </w:p>
@@ -4608,21 +4152,6 @@
           <w:u w:val="none"/>
         </w:rPr>
         <w:t>ADANI AGRI FRESH LIMITED</w:t>
-      </w:r>
-    </w:p>
-    <w:p>
-      <w:pPr>
-        <w:spacing w:before="0" w:after="20"/>
-        <w:jc w:val="left"/>
-      </w:pPr>
-      <w:r>
-        <w:rPr>
-          <w:rFonts w:ascii="Adani" w:hAnsi="Adani"/>
-          <w:b/>
-          <w:sz w:val="20"/>
-          <w:u w:val="none"/>
-        </w:rPr>
-        <w:t>ADANI PORT INFRASTRUCTURE PRIVATE LIMITED</w:t>
       </w:r>
     </w:p>
     <w:p/>
@@ -4818,21 +4347,6 @@
           <w:sz w:val="20"/>
           <w:u w:val="none"/>
         </w:rPr>
-        <w:t>ADANI CEMENTS LIMITED</w:t>
-      </w:r>
-    </w:p>
-    <w:p>
-      <w:pPr>
-        <w:spacing w:before="0" w:after="20"/>
-        <w:jc w:val="left"/>
-      </w:pPr>
-      <w:r>
-        <w:rPr>
-          <w:rFonts w:ascii="Adani" w:hAnsi="Adani"/>
-          <w:b w:val="0"/>
-          <w:sz w:val="20"/>
-          <w:u w:val="none"/>
-        </w:rPr>
         <w:t>ADANI BUNKERING LIMITED</w:t>
       </w:r>
     </w:p>
@@ -4958,37 +4472,7 @@
           <w:sz w:val="20"/>
           <w:u w:val="none"/>
         </w:rPr>
-        <w:t>BARAMATI POWER PRIVATE LIMITED</w:t>
-      </w:r>
-    </w:p>
-    <w:p>
-      <w:pPr>
-        <w:spacing w:before="0" w:after="20"/>
-        <w:jc w:val="left"/>
-      </w:pPr>
-      <w:r>
-        <w:rPr>
-          <w:rFonts w:ascii="Adani" w:hAnsi="Adani"/>
-          <w:b w:val="0"/>
-          <w:sz w:val="20"/>
-          <w:u w:val="none"/>
-        </w:rPr>
         <w:t>ADANI INFRASTRUCTURE AND DEVELOPERS PRIVATE LIMITED</w:t>
-      </w:r>
-    </w:p>
-    <w:p>
-      <w:pPr>
-        <w:spacing w:before="0" w:after="20"/>
-        <w:jc w:val="left"/>
-      </w:pPr>
-      <w:r>
-        <w:rPr>
-          <w:rFonts w:ascii="Adani" w:hAnsi="Adani"/>
-          <w:b w:val="0"/>
-          <w:sz w:val="20"/>
-          <w:u w:val="none"/>
-        </w:rPr>
-        <w:t>ADANI PORT INFRASTRUCTURE PRIVATE LIMITED</w:t>
       </w:r>
     </w:p>
     <w:p/>
@@ -5746,7 +5230,7 @@
                 <w:sz w:val="18"/>
                 <w:u w:val="none"/>
               </w:rPr>
-              <w:t>18</w:t>
+              <w:t>15</w:t>
             </w:r>
           </w:p>
         </w:tc>
@@ -5975,7 +5459,7 @@
                 <w:sz w:val="18"/>
                 <w:u w:val="none"/>
               </w:rPr>
-              <w:t>Additional Director</w:t>
+              <w:t>Director</w:t>
             </w:r>
           </w:p>
         </w:tc>
@@ -6003,7 +5487,7 @@
                 <w:sz w:val="18"/>
                 <w:u w:val="none"/>
               </w:rPr>
-              <w:t>19/12/2024</w:t>
+              <w:t>26/06/2025</w:t>
             </w:r>
           </w:p>
         </w:tc>
@@ -6089,7 +5573,7 @@
                 <w:sz w:val="18"/>
                 <w:u w:val="none"/>
               </w:rPr>
-              <w:t>Additional Director</w:t>
+              <w:t>Director</w:t>
             </w:r>
           </w:p>
         </w:tc>
@@ -6117,7 +5601,7 @@
                 <w:sz w:val="18"/>
                 <w:u w:val="none"/>
               </w:rPr>
-              <w:t>27/09/2023</w:t>
+              <w:t>18/06/2024</w:t>
             </w:r>
           </w:p>
         </w:tc>
@@ -7173,120 +6657,6 @@
                 <w:sz w:val="18"/>
                 <w:u w:val="none"/>
               </w:rPr>
-              <w:t>U26943GJ2009PLC058955</w:t>
-            </w:r>
-          </w:p>
-        </w:tc>
-        <w:tc>
-          <w:tcPr>
-            <w:tcW w:type="dxa" w:w="4252"/>
-            <w:shd w:val="clear" w:color="auto" w:fill="FFFFFF"/>
-            <w:tcBorders>
-              <w:top w:val="single" w:sz="4" w:space="0" w:color="000000"/>
-              <w:left w:val="single" w:sz="4" w:space="0" w:color="000000"/>
-              <w:bottom w:val="single" w:sz="4" w:space="0" w:color="000000"/>
-              <w:right w:val="single" w:sz="4" w:space="0" w:color="000000"/>
-            </w:tcBorders>
-            <w:vAlign w:val="center"/>
-          </w:tcPr>
-          <w:p>
-            <w:pPr>
-              <w:spacing w:before="40" w:after="40"/>
-              <w:jc w:val="left"/>
-            </w:pPr>
-            <w:r>
-              <w:rPr>
-                <w:rFonts w:ascii="Adani" w:hAnsi="Adani"/>
-                <w:b w:val="0"/>
-                <w:sz w:val="18"/>
-                <w:u w:val="none"/>
-              </w:rPr>
-              <w:t>ADANI CEMENTS LIMITED</w:t>
-            </w:r>
-          </w:p>
-        </w:tc>
-        <w:tc>
-          <w:tcPr>
-            <w:tcW w:type="dxa" w:w="1587"/>
-            <w:shd w:val="clear" w:color="auto" w:fill="FFFFFF"/>
-            <w:tcBorders>
-              <w:top w:val="single" w:sz="4" w:space="0" w:color="000000"/>
-              <w:left w:val="single" w:sz="4" w:space="0" w:color="000000"/>
-              <w:bottom w:val="single" w:sz="4" w:space="0" w:color="000000"/>
-              <w:right w:val="single" w:sz="4" w:space="0" w:color="000000"/>
-            </w:tcBorders>
-            <w:vAlign w:val="center"/>
-          </w:tcPr>
-          <w:p>
-            <w:pPr>
-              <w:spacing w:before="40" w:after="40"/>
-              <w:jc w:val="left"/>
-            </w:pPr>
-            <w:r>
-              <w:rPr>
-                <w:rFonts w:ascii="Adani" w:hAnsi="Adani"/>
-                <w:b w:val="0"/>
-                <w:sz w:val="18"/>
-                <w:u w:val="none"/>
-              </w:rPr>
-              <w:t>Director</w:t>
-            </w:r>
-          </w:p>
-        </w:tc>
-        <w:tc>
-          <w:tcPr>
-            <w:tcW w:type="dxa" w:w="1304"/>
-            <w:shd w:val="clear" w:color="auto" w:fill="FFFFFF"/>
-            <w:tcBorders>
-              <w:top w:val="single" w:sz="4" w:space="0" w:color="000000"/>
-              <w:left w:val="single" w:sz="4" w:space="0" w:color="000000"/>
-              <w:bottom w:val="single" w:sz="4" w:space="0" w:color="000000"/>
-              <w:right w:val="single" w:sz="4" w:space="0" w:color="000000"/>
-            </w:tcBorders>
-            <w:vAlign w:val="center"/>
-          </w:tcPr>
-          <w:p>
-            <w:pPr>
-              <w:spacing w:before="40" w:after="40"/>
-              <w:jc w:val="left"/>
-            </w:pPr>
-            <w:r>
-              <w:rPr>
-                <w:rFonts w:ascii="Adani" w:hAnsi="Adani"/>
-                <w:b w:val="0"/>
-                <w:sz w:val="18"/>
-                <w:u w:val="none"/>
-              </w:rPr>
-              <w:t>21/12/2009</w:t>
-            </w:r>
-          </w:p>
-        </w:tc>
-      </w:tr>
-      <w:tr>
-        <w:tc>
-          <w:tcPr>
-            <w:tcW w:type="dxa" w:w="2268"/>
-            <w:shd w:val="clear" w:color="auto" w:fill="FFFFFF"/>
-            <w:tcBorders>
-              <w:top w:val="single" w:sz="4" w:space="0" w:color="000000"/>
-              <w:left w:val="single" w:sz="4" w:space="0" w:color="000000"/>
-              <w:bottom w:val="single" w:sz="4" w:space="0" w:color="000000"/>
-              <w:right w:val="single" w:sz="4" w:space="0" w:color="000000"/>
-            </w:tcBorders>
-            <w:vAlign w:val="center"/>
-          </w:tcPr>
-          <w:p>
-            <w:pPr>
-              <w:spacing w:before="40" w:after="40"/>
-              <w:jc w:val="left"/>
-            </w:pPr>
-            <w:r>
-              <w:rPr>
-                <w:rFonts w:ascii="Adani" w:hAnsi="Adani"/>
-                <w:b w:val="0"/>
-                <w:sz w:val="18"/>
-                <w:u w:val="none"/>
-              </w:rPr>
               <w:t>U45201GJ1995PTC026067</w:t>
             </w:r>
           </w:p>
@@ -7515,120 +6885,6 @@
                 <w:sz w:val="18"/>
                 <w:u w:val="none"/>
               </w:rPr>
-              <w:t>U40100GJ2008PTC055265</w:t>
-            </w:r>
-          </w:p>
-        </w:tc>
-        <w:tc>
-          <w:tcPr>
-            <w:tcW w:type="dxa" w:w="4252"/>
-            <w:shd w:val="clear" w:color="auto" w:fill="FFFFFF"/>
-            <w:tcBorders>
-              <w:top w:val="single" w:sz="4" w:space="0" w:color="000000"/>
-              <w:left w:val="single" w:sz="4" w:space="0" w:color="000000"/>
-              <w:bottom w:val="single" w:sz="4" w:space="0" w:color="000000"/>
-              <w:right w:val="single" w:sz="4" w:space="0" w:color="000000"/>
-            </w:tcBorders>
-            <w:vAlign w:val="center"/>
-          </w:tcPr>
-          <w:p>
-            <w:pPr>
-              <w:spacing w:before="40" w:after="40"/>
-              <w:jc w:val="left"/>
-            </w:pPr>
-            <w:r>
-              <w:rPr>
-                <w:rFonts w:ascii="Adani" w:hAnsi="Adani"/>
-                <w:b w:val="0"/>
-                <w:sz w:val="18"/>
-                <w:u w:val="none"/>
-              </w:rPr>
-              <w:t>BARAMATI POWER PRIVATE LIMITED</w:t>
-            </w:r>
-          </w:p>
-        </w:tc>
-        <w:tc>
-          <w:tcPr>
-            <w:tcW w:type="dxa" w:w="1587"/>
-            <w:shd w:val="clear" w:color="auto" w:fill="FFFFFF"/>
-            <w:tcBorders>
-              <w:top w:val="single" w:sz="4" w:space="0" w:color="000000"/>
-              <w:left w:val="single" w:sz="4" w:space="0" w:color="000000"/>
-              <w:bottom w:val="single" w:sz="4" w:space="0" w:color="000000"/>
-              <w:right w:val="single" w:sz="4" w:space="0" w:color="000000"/>
-            </w:tcBorders>
-            <w:vAlign w:val="center"/>
-          </w:tcPr>
-          <w:p>
-            <w:pPr>
-              <w:spacing w:before="40" w:after="40"/>
-              <w:jc w:val="left"/>
-            </w:pPr>
-            <w:r>
-              <w:rPr>
-                <w:rFonts w:ascii="Adani" w:hAnsi="Adani"/>
-                <w:b w:val="0"/>
-                <w:sz w:val="18"/>
-                <w:u w:val="none"/>
-              </w:rPr>
-              <w:t>Director</w:t>
-            </w:r>
-          </w:p>
-        </w:tc>
-        <w:tc>
-          <w:tcPr>
-            <w:tcW w:type="dxa" w:w="1304"/>
-            <w:shd w:val="clear" w:color="auto" w:fill="FFFFFF"/>
-            <w:tcBorders>
-              <w:top w:val="single" w:sz="4" w:space="0" w:color="000000"/>
-              <w:left w:val="single" w:sz="4" w:space="0" w:color="000000"/>
-              <w:bottom w:val="single" w:sz="4" w:space="0" w:color="000000"/>
-              <w:right w:val="single" w:sz="4" w:space="0" w:color="000000"/>
-            </w:tcBorders>
-            <w:vAlign w:val="center"/>
-          </w:tcPr>
-          <w:p>
-            <w:pPr>
-              <w:spacing w:before="40" w:after="40"/>
-              <w:jc w:val="left"/>
-            </w:pPr>
-            <w:r>
-              <w:rPr>
-                <w:rFonts w:ascii="Adani" w:hAnsi="Adani"/>
-                <w:b w:val="0"/>
-                <w:sz w:val="18"/>
-                <w:u w:val="none"/>
-              </w:rPr>
-              <w:t>21/10/2008</w:t>
-            </w:r>
-          </w:p>
-        </w:tc>
-      </w:tr>
-      <w:tr>
-        <w:tc>
-          <w:tcPr>
-            <w:tcW w:type="dxa" w:w="2268"/>
-            <w:shd w:val="clear" w:color="auto" w:fill="FFFFFF"/>
-            <w:tcBorders>
-              <w:top w:val="single" w:sz="4" w:space="0" w:color="000000"/>
-              <w:left w:val="single" w:sz="4" w:space="0" w:color="000000"/>
-              <w:bottom w:val="single" w:sz="4" w:space="0" w:color="000000"/>
-              <w:right w:val="single" w:sz="4" w:space="0" w:color="000000"/>
-            </w:tcBorders>
-            <w:vAlign w:val="center"/>
-          </w:tcPr>
-          <w:p>
-            <w:pPr>
-              <w:spacing w:before="40" w:after="40"/>
-              <w:jc w:val="left"/>
-            </w:pPr>
-            <w:r>
-              <w:rPr>
-                <w:rFonts w:ascii="Adani" w:hAnsi="Adani"/>
-                <w:b w:val="0"/>
-                <w:sz w:val="18"/>
-                <w:u w:val="none"/>
-              </w:rPr>
               <w:t>U45201GJ2006PTC066449</w:t>
             </w:r>
           </w:p>
@@ -7828,120 +7084,6 @@
                 <w:u w:val="none"/>
               </w:rPr>
               <w:t>15/06/2005</w:t>
-            </w:r>
-          </w:p>
-        </w:tc>
-      </w:tr>
-      <w:tr>
-        <w:tc>
-          <w:tcPr>
-            <w:tcW w:type="dxa" w:w="2268"/>
-            <w:shd w:val="clear" w:color="auto" w:fill="FFFFFF"/>
-            <w:tcBorders>
-              <w:top w:val="single" w:sz="4" w:space="0" w:color="000000"/>
-              <w:left w:val="single" w:sz="4" w:space="0" w:color="000000"/>
-              <w:bottom w:val="single" w:sz="4" w:space="0" w:color="000000"/>
-              <w:right w:val="single" w:sz="4" w:space="0" w:color="000000"/>
-            </w:tcBorders>
-            <w:vAlign w:val="center"/>
-          </w:tcPr>
-          <w:p>
-            <w:pPr>
-              <w:spacing w:before="40" w:after="40"/>
-              <w:jc w:val="left"/>
-            </w:pPr>
-            <w:r>
-              <w:rPr>
-                <w:rFonts w:ascii="Adani" w:hAnsi="Adani"/>
-                <w:b w:val="0"/>
-                <w:sz w:val="18"/>
-                <w:u w:val="none"/>
-              </w:rPr>
-              <w:t>U45300GJ1999PTC036797</w:t>
-            </w:r>
-          </w:p>
-        </w:tc>
-        <w:tc>
-          <w:tcPr>
-            <w:tcW w:type="dxa" w:w="4252"/>
-            <w:shd w:val="clear" w:color="auto" w:fill="FFFFFF"/>
-            <w:tcBorders>
-              <w:top w:val="single" w:sz="4" w:space="0" w:color="000000"/>
-              <w:left w:val="single" w:sz="4" w:space="0" w:color="000000"/>
-              <w:bottom w:val="single" w:sz="4" w:space="0" w:color="000000"/>
-              <w:right w:val="single" w:sz="4" w:space="0" w:color="000000"/>
-            </w:tcBorders>
-            <w:vAlign w:val="center"/>
-          </w:tcPr>
-          <w:p>
-            <w:pPr>
-              <w:spacing w:before="40" w:after="40"/>
-              <w:jc w:val="left"/>
-            </w:pPr>
-            <w:r>
-              <w:rPr>
-                <w:rFonts w:ascii="Adani" w:hAnsi="Adani"/>
-                <w:b w:val="0"/>
-                <w:sz w:val="18"/>
-                <w:u w:val="none"/>
-              </w:rPr>
-              <w:t>ADANI PORT INFRASTRUCTURE PRIVATE LIMITED</w:t>
-            </w:r>
-          </w:p>
-        </w:tc>
-        <w:tc>
-          <w:tcPr>
-            <w:tcW w:type="dxa" w:w="1587"/>
-            <w:shd w:val="clear" w:color="auto" w:fill="FFFFFF"/>
-            <w:tcBorders>
-              <w:top w:val="single" w:sz="4" w:space="0" w:color="000000"/>
-              <w:left w:val="single" w:sz="4" w:space="0" w:color="000000"/>
-              <w:bottom w:val="single" w:sz="4" w:space="0" w:color="000000"/>
-              <w:right w:val="single" w:sz="4" w:space="0" w:color="000000"/>
-            </w:tcBorders>
-            <w:vAlign w:val="center"/>
-          </w:tcPr>
-          <w:p>
-            <w:pPr>
-              <w:spacing w:before="40" w:after="40"/>
-              <w:jc w:val="left"/>
-            </w:pPr>
-            <w:r>
-              <w:rPr>
-                <w:rFonts w:ascii="Adani" w:hAnsi="Adani"/>
-                <w:b w:val="0"/>
-                <w:sz w:val="18"/>
-                <w:u w:val="none"/>
-              </w:rPr>
-              <w:t>Managing Director</w:t>
-            </w:r>
-          </w:p>
-        </w:tc>
-        <w:tc>
-          <w:tcPr>
-            <w:tcW w:type="dxa" w:w="1304"/>
-            <w:shd w:val="clear" w:color="auto" w:fill="FFFFFF"/>
-            <w:tcBorders>
-              <w:top w:val="single" w:sz="4" w:space="0" w:color="000000"/>
-              <w:left w:val="single" w:sz="4" w:space="0" w:color="000000"/>
-              <w:bottom w:val="single" w:sz="4" w:space="0" w:color="000000"/>
-              <w:right w:val="single" w:sz="4" w:space="0" w:color="000000"/>
-            </w:tcBorders>
-            <w:vAlign w:val="center"/>
-          </w:tcPr>
-          <w:p>
-            <w:pPr>
-              <w:spacing w:before="40" w:after="40"/>
-              <w:jc w:val="left"/>
-            </w:pPr>
-            <w:r>
-              <w:rPr>
-                <w:rFonts w:ascii="Adani" w:hAnsi="Adani"/>
-                <w:b w:val="0"/>
-                <w:sz w:val="18"/>
-                <w:u w:val="none"/>
-              </w:rPr>
-              <w:t>22/03/2004</w:t>
             </w:r>
           </w:p>
         </w:tc>
